--- a/ФАИУ_отчет.docx
+++ b/ФАИУ_отчет.docx
@@ -115,7 +115,6 @@
       <w:r>
         <w:rPr>
           <w:rFonts w:ascii="Times New Roman" w:hAnsi="Times New Roman" w:cs="Times New Roman"/>
-          <w:lang w:val="ru-RU"/>
         </w:rPr>
       </w:r>
       <w:r>
@@ -159,6 +158,7 @@
         <w:jc w:val="center"/>
         <w:rPr>
           <w:rFonts w:ascii="Times New Roman" w:hAnsi="Times New Roman" w:cs="Times New Roman"/>
+          <w:highlight w:val="none"/>
         </w:rPr>
       </w:pPr>
       <w:r>
@@ -171,6 +171,42 @@
       <w:r>
         <w:rPr>
           <w:rFonts w:ascii="Times New Roman" w:hAnsi="Times New Roman" w:cs="Times New Roman"/>
+        </w:rPr>
+      </w:r>
+      <w:r>
+        <w:rPr>
+          <w:rFonts w:ascii="Times New Roman" w:hAnsi="Times New Roman" w:cs="Times New Roman"/>
+        </w:rPr>
+      </w:r>
+    </w:p>
+    <w:p>
+      <w:pPr>
+        <w:pBdr/>
+        <w:spacing/>
+        <w:ind w:firstLine="0"/>
+        <w:jc w:val="center"/>
+        <w:rPr>
+          <w:rFonts w:ascii="Times New Roman" w:hAnsi="Times New Roman" w:cs="Times New Roman"/>
+        </w:rPr>
+      </w:pPr>
+      <w:r>
+        <w:rPr>
+          <w:rFonts w:ascii="Times New Roman" w:hAnsi="Times New Roman" w:cs="Times New Roman"/>
+          <w:highlight w:val="none"/>
+          <w:lang w:val="ru-RU"/>
+        </w:rPr>
+        <w:t xml:space="preserve">Вариант 19</w:t>
+      </w:r>
+      <w:r>
+        <w:rPr>
+          <w:rFonts w:ascii="Times New Roman" w:hAnsi="Times New Roman" w:cs="Times New Roman"/>
+          <w:highlight w:val="none"/>
+        </w:rPr>
+      </w:r>
+      <w:r>
+        <w:rPr>
+          <w:rFonts w:ascii="Times New Roman" w:hAnsi="Times New Roman" w:cs="Times New Roman"/>
+          <w:highlight w:val="none"/>
         </w:rPr>
       </w:r>
     </w:p>
@@ -871,6 +907,12 @@
           <w:color w:val="000000"/>
         </w:rPr>
       </w:r>
+      <w:r>
+        <w:rPr>
+          <w:rFonts w:ascii="Times New Roman" w:hAnsi="Times New Roman" w:cs="Times New Roman"/>
+          <w:color w:val="000000"/>
+        </w:rPr>
+      </w:r>
     </w:p>
     <w:p>
       <w:pPr>
@@ -972,43 +1014,8 @@
       <w:pPr>
         <w:pBdr/>
         <w:spacing/>
-        <w:ind w:firstLine="142"/>
-        <w:jc w:val="center"/>
-        <w:rPr>
-          <w:color w:val="000000"/>
-          <w:highlight w:val="none"/>
-          <w:lang w:val="ru-RU"/>
-        </w:rPr>
-      </w:pPr>
-      <w:r>
-        <w:rPr>
-          <w:color w:val="000000"/>
-          <w:highlight w:val="none"/>
-          <w:rtl w:val="0"/>
-          <w:lang w:val="ru-RU"/>
-        </w:rPr>
-      </w:r>
-      <w:r>
-        <w:rPr>
-          <w:color w:val="000000"/>
-          <w:highlight w:val="none"/>
-          <w:lang w:val="ru-RU"/>
-        </w:rPr>
-      </w:r>
-      <w:r>
-        <w:rPr>
-          <w:color w:val="000000"/>
-          <w:highlight w:val="none"/>
-          <w:lang w:val="ru-RU"/>
-        </w:rPr>
-      </w:r>
-    </w:p>
-    <w:p>
-      <w:pPr>
-        <w:pBdr/>
-        <w:spacing/>
-        <w:ind w:firstLine="142"/>
-        <w:jc w:val="center"/>
+        <w:ind w:firstLine="0"/>
+        <w:jc w:val="left"/>
         <w:rPr>
           <w:color w:val="000000"/>
           <w:highlight w:val="none"/>
@@ -1105,6 +1112,15 @@
           <w:lang w:val="ru-RU"/>
         </w:rPr>
         <w:t xml:space="preserve">Применение принципа сжимающих отображений для решения уравнений</w:t>
+      </w:r>
+      <w:r>
+        <w:rPr>
+          <w:rFonts w:ascii="Times New Roman" w:hAnsi="Times New Roman" w:cs="Times New Roman"/>
+          <w:b/>
+          <w:bCs/>
+          <w:color w:val="000000" w:themeColor="text1"/>
+          <w:highlight w:val="none"/>
+        </w:rPr>
       </w:r>
       <w:r>
         <w:rPr>
@@ -1210,6 +1226,14 @@
           <w:lang w:val="ru-RU"/>
         </w:rPr>
         <w:t xml:space="preserve">: решить линейное уравнение с помощью принципа сжимающих отображений (Вариант 19)</w:t>
+      </w:r>
+      <w:r>
+        <w:rPr>
+          <w:b w:val="0"/>
+          <w:bCs w:val="0"/>
+          <w:highlight w:val="none"/>
+          <w:lang w:val="ru-RU"/>
+        </w:rPr>
       </w:r>
       <w:r>
         <w:rPr>
@@ -1390,16 +1414,6 @@
           <w:b w:val="0"/>
           <w:bCs w:val="0"/>
           <w:highlight w:val="none"/>
-          <w:rtl w:val="0"/>
-          <w:lang w:val="ru-RU" w:bidi="ru-RU"/>
-        </w:rPr>
-      </w:r>
-      <w:r>
-        <w:rPr>
-          <w:b w:val="0"/>
-          <w:bCs w:val="0"/>
-          <w:highlight w:val="none"/>
-          <w:rtl w:val="0"/>
           <w:lang w:val="ru-RU" w:bidi="ru-RU"/>
         </w:rPr>
       </w:r>
@@ -1442,8 +1456,92 @@
           <w:rtl w:val="0"/>
           <w:lang w:val="ru-RU" w:bidi="ru-RU"/>
         </w:rPr>
-        <w:t xml:space="preserve">Считаем и оцениваем производную функции</w:t>
-      </w:r>
+      </w:r>
+      <w:r>
+        <w:rPr>
+          <w:rStyle w:val="908"/>
+          <w:rFonts w:ascii="Times New Roman" w:hAnsi="Times New Roman" w:cs="Times New Roman"/>
+          <w:b w:val="0"/>
+          <w:bCs w:val="0"/>
+          <w:color w:val="0f1115"/>
+          <w:sz w:val="28"/>
+          <w:szCs w:val="28"/>
+          <w:shd w:val="clear" w:color="auto" w:fill="ffffff"/>
+          <w:lang w:val="ru-RU"/>
+        </w:rPr>
+        <w:t xml:space="preserve">Уравнение имеет одно решение (ф</w:t>
+      </w:r>
+      <w:r>
+        <w:rPr>
+          <w:rStyle w:val="908"/>
+          <w:rFonts w:ascii="Times New Roman" w:hAnsi="Times New Roman" w:cs="Times New Roman"/>
+          <w:b w:val="0"/>
+          <w:bCs w:val="0"/>
+          <w:color w:val="0f1115"/>
+          <w:sz w:val="28"/>
+          <w:szCs w:val="28"/>
+          <w:shd w:val="clear" w:color="auto" w:fill="ffffff"/>
+        </w:rPr>
+        <w:t xml:space="preserve">ункция</w:t>
+      </w:r>
+      <w:r>
+        <w:rPr>
+          <w:rStyle w:val="908"/>
+          <w:rFonts w:ascii="Times New Roman" w:hAnsi="Times New Roman" w:cs="Times New Roman"/>
+          <w:color w:val="0f1115"/>
+          <w:sz w:val="28"/>
+          <w:szCs w:val="28"/>
+          <w:shd w:val="clear" w:color="auto" w:fill="ffffff"/>
+        </w:rPr>
+        <w:t xml:space="preserve"> </w:t>
+      </w:r>
+      <w:r>
+        <w:rPr>
+          <w:rStyle w:val="1_15"/>
+          <w:rFonts w:ascii="Times New Roman" w:hAnsi="Times New Roman" w:cs="Times New Roman"/>
+          <w:color w:val="0f1115"/>
+          <w:sz w:val="28"/>
+          <w:szCs w:val="28"/>
+          <w:shd w:val="clear" w:color="auto" w:fill="ffffff"/>
+        </w:rPr>
+        <w:t xml:space="preserve">g(x)</w:t>
+      </w:r>
+      <w:r>
+        <w:rPr>
+          <w:rStyle w:val="908"/>
+          <w:rFonts w:ascii="Times New Roman" w:hAnsi="Times New Roman" w:cs="Times New Roman"/>
+          <w:color w:val="0f1115"/>
+          <w:sz w:val="28"/>
+          <w:szCs w:val="28"/>
+          <w:shd w:val="clear" w:color="auto" w:fill="ffffff"/>
+        </w:rPr>
+        <w:t xml:space="preserve"> </w:t>
+      </w:r>
+      <w:r>
+        <w:rPr>
+          <w:rStyle w:val="908"/>
+          <w:rFonts w:ascii="Times New Roman" w:hAnsi="Times New Roman" w:cs="Times New Roman"/>
+          <w:b w:val="0"/>
+          <w:bCs w:val="0"/>
+          <w:color w:val="0f1115"/>
+          <w:sz w:val="28"/>
+          <w:szCs w:val="28"/>
+          <w:shd w:val="clear" w:color="auto" w:fill="ffffff"/>
+        </w:rPr>
+        <w:t xml:space="preserve">строго возрастает на всей числовой прямой</w:t>
+      </w:r>
+      <w:r>
+        <w:rPr>
+          <w:rFonts w:ascii="Times New Roman" w:hAnsi="Times New Roman" w:cs="Times New Roman"/>
+          <w:color w:val="0f1115"/>
+          <w:sz w:val="28"/>
+          <w:szCs w:val="28"/>
+          <w:shd w:val="clear" w:color="auto" w:fill="ffffff"/>
+          <w:lang w:val="ru-RU"/>
+        </w:rPr>
+        <w:t xml:space="preserve">)</w:t>
+      </w:r>
+      <w:r/>
       <w:r>
         <w:rPr>
           <w:b w:val="0"/>
@@ -1452,6 +1550,7 @@
           <w:rtl w:val="0"/>
           <w:lang w:val="ru-RU" w:bidi="ru-RU"/>
         </w:rPr>
+        <w:t xml:space="preserve">. Считаем и оцениваем производную функции</w:t>
       </w:r>
       <w:r>
         <w:rPr>
@@ -1459,6 +1558,55 @@
           <w:bCs w:val="0"/>
           <w:highlight w:val="none"/>
           <w:rtl w:val="0"/>
+          <w:lang w:val="ru-RU" w:bidi="ru-RU"/>
+        </w:rPr>
+        <w:t xml:space="preserve"> на отрезке </w:t>
+      </w:r>
+      <w:r>
+        <w:rPr>
+          <w:b w:val="0"/>
+          <w:bCs w:val="0"/>
+          <w:highlight w:val="none"/>
+          <w:rtl w:val="0"/>
+          <w:lang w:val="en-US"/>
+        </w:rPr>
+        <w:t xml:space="preserve">[-1;0]</w:t>
+      </w:r>
+      <w:r>
+        <w:rPr>
+          <w:b w:val="0"/>
+          <w:bCs w:val="0"/>
+          <w:highlight w:val="none"/>
+          <w:rtl w:val="0"/>
+          <w:lang w:val="ru-RU"/>
+        </w:rPr>
+        <w:t xml:space="preserve">,</w:t>
+      </w:r>
+      <w:r>
+        <w:rPr>
+          <w:b w:val="0"/>
+          <w:bCs w:val="0"/>
+          <w:highlight w:val="none"/>
+          <w:rtl w:val="0"/>
+          <w:lang w:val="en-US"/>
+        </w:rPr>
+        <w:t xml:space="preserve"> </w:t>
+      </w:r>
+      <w:r>
+        <w:rPr>
+          <w:b w:val="0"/>
+          <w:bCs w:val="0"/>
+          <w:highlight w:val="none"/>
+          <w:rtl w:val="0"/>
+          <w:lang w:val="ru-RU"/>
+        </w:rPr>
+        <w:t xml:space="preserve">так как корень находится на этом отрезке</w:t>
+      </w:r>
+      <w:r>
+        <w:rPr>
+          <w:b w:val="0"/>
+          <w:bCs w:val="0"/>
+          <w:highlight w:val="none"/>
           <w:lang w:val="ru-RU" w:bidi="ru-RU"/>
         </w:rPr>
       </w:r>
@@ -1895,8 +2043,7 @@
           <w:b w:val="0"/>
           <w:bCs w:val="0"/>
           <w:highlight w:val="none"/>
-          <w:rtl w:val="0"/>
-          <w:lang w:val="ru-RU" w:bidi="ru-RU"/>
+          <w:lang w:val="ru-RU"/>
         </w:rPr>
       </w:r>
       <w:r>
@@ -1904,16 +2051,7 @@
           <w:b w:val="0"/>
           <w:bCs w:val="0"/>
           <w:highlight w:val="none"/>
-          <w:rtl w:val="0"/>
           <w:lang w:val="ru-RU" w:bidi="ru-RU"/>
-        </w:rPr>
-      </w:r>
-      <w:r>
-        <w:rPr>
-          <w:b w:val="0"/>
-          <w:bCs w:val="0"/>
-          <w:highlight w:val="none"/>
-          <w:lang w:val="ru-RU"/>
         </w:rPr>
       </w:r>
     </w:p>
@@ -1962,8 +2100,7 @@
           <w:b w:val="0"/>
           <w:bCs w:val="0"/>
           <w:highlight w:val="none"/>
-          <w:rtl w:val="0"/>
-          <w:lang w:val="ru-RU" w:bidi="ru-RU"/>
+          <w:lang w:val="ru-RU"/>
         </w:rPr>
       </w:r>
     </w:p>
@@ -2119,8 +2256,6 @@
           <w:sz w:val="28"/>
           <w:szCs w:val="28"/>
           <w:highlight w:val="none"/>
-          <w:rtl w:val="0"/>
-          <w:lang w:val="ru-RU" w:bidi="ru-RU"/>
         </w:rPr>
       </w:r>
       <w:r>
@@ -2130,6 +2265,7 @@
           <w:sz w:val="28"/>
           <w:szCs w:val="28"/>
           <w:highlight w:val="none"/>
+          <w:lang w:val="ru-RU" w:bidi="ru-RU"/>
         </w:rPr>
       </w:r>
     </w:p>
@@ -2188,6 +2324,15 @@
           <w:highlight w:val="none"/>
           <w:rtl w:val="0"/>
           <w:lang w:val="ru-RU" w:bidi="ru-RU"/>
+        </w:rPr>
+      </w:r>
+      <w:r>
+        <w:rPr>
+          <w:b w:val="0"/>
+          <w:bCs w:val="0"/>
+          <w:sz w:val="28"/>
+          <w:szCs w:val="28"/>
+          <w:highlight w:val="none"/>
         </w:rPr>
       </w:r>
     </w:p>
@@ -2536,7 +2681,6 @@
           <w:sz w:val="32"/>
           <w:szCs w:val="32"/>
           <w:highlight w:val="none"/>
-          <w:rtl w:val="0"/>
           <w:lang w:val="ru-RU" w:bidi="ru-RU"/>
         </w:rPr>
       </w:r>
@@ -2547,7 +2691,6 @@
           <w:sz w:val="32"/>
           <w:szCs w:val="32"/>
           <w:highlight w:val="none"/>
-          <w:lang w:val="ru-RU" w:bidi="ru-RU"/>
         </w:rPr>
       </w:r>
     </w:p>
@@ -2646,7 +2789,6 @@
           <w:b w:val="0"/>
           <w:bCs w:val="0"/>
           <w:highlight w:val="none"/>
-          <w:rtl w:val="0"/>
           <w:lang w:val="ru-RU" w:bidi="ru-RU"/>
         </w:rPr>
       </w:r>
@@ -2855,16 +2997,6 @@
           <w:b w:val="0"/>
           <w:bCs w:val="0"/>
           <w:highlight w:val="none"/>
-          <w:rtl w:val="0"/>
-          <w:lang w:val="ru-RU" w:bidi="ru-RU"/>
-        </w:rPr>
-      </w:r>
-      <w:r>
-        <w:rPr>
-          <w:b w:val="0"/>
-          <w:bCs w:val="0"/>
-          <w:highlight w:val="none"/>
-          <w:rtl w:val="0"/>
           <w:lang w:val="ru-RU" w:bidi="ru-RU"/>
         </w:rPr>
       </w:r>
@@ -2917,6 +3049,14 @@
           <w:lang w:val="ru-RU" w:bidi="ru-RU"/>
         </w:rPr>
       </w:r>
+      <w:r>
+        <w:rPr>
+          <w:b w:val="0"/>
+          <w:bCs w:val="0"/>
+          <w:highlight w:val="none"/>
+          <w:lang w:val="ru-RU" w:bidi="ru-RU"/>
+        </w:rPr>
+      </w:r>
     </w:p>
     <w:p>
       <w:pPr>
@@ -2963,7 +3103,11 @@
         <m:oMath>
           <m:sSup>
             <m:sSupPr>
-              <m:ctrlPr/>
+              <m:ctrlPr>
+                <w:rPr>
+                  <w:rFonts w:ascii="Cambria Math" w:hAnsi="Cambria Math" w:eastAsia="Cambria Math" w:cs="Cambria Math"/>
+                </w:rPr>
+              </m:ctrlPr>
             </m:sSupPr>
             <m:e>
               <m:r>
@@ -3099,7 +3243,6 @@
           <w:b w:val="0"/>
           <w:bCs w:val="0"/>
           <w:highlight w:val="none"/>
-          <w:rtl w:val="0"/>
           <w:lang w:val="ru-RU" w:bidi="ru-RU"/>
         </w:rPr>
       </w:r>
@@ -3143,6 +3286,14 @@
           <w:lang w:val="ru-RU" w:bidi="ru-RU"/>
         </w:rPr>
         <w:t xml:space="preserve">Апостериорная оценка полученного результата:</w:t>
+      </w:r>
+      <w:r>
+        <w:rPr>
+          <w:b w:val="0"/>
+          <w:bCs w:val="0"/>
+          <w:highlight w:val="none"/>
+          <w:lang w:val="ru-RU" w:bidi="ru-RU"/>
+        </w:rPr>
       </w:r>
       <w:r>
         <w:rPr>
@@ -3385,7 +3536,6 @@
           <w:b w:val="0"/>
           <w:bCs w:val="0"/>
           <w:highlight w:val="none"/>
-          <w:rtl w:val="0"/>
           <w:lang w:val="ru-RU" w:bidi="ru-RU"/>
         </w:rPr>
       </w:r>
@@ -3431,6 +3581,14 @@
           <w:lang w:val="ru-RU" w:bidi="ru-RU"/>
         </w:rPr>
         <w:t xml:space="preserve">самостоятельных расчетов на бумаге получаем следующие значения:</w:t>
+      </w:r>
+      <w:r>
+        <w:rPr>
+          <w:b w:val="0"/>
+          <w:bCs w:val="0"/>
+          <w:highlight w:val="none"/>
+          <w:lang w:val="ru-RU" w:bidi="ru-RU"/>
+        </w:rPr>
       </w:r>
       <w:r>
         <w:rPr>
@@ -3527,8 +3685,7 @@
           <w:b w:val="0"/>
           <w:bCs w:val="0"/>
           <w:highlight w:val="none"/>
-          <w:rtl w:val="0"/>
-          <w:lang w:val="en-US"/>
+          <w:lang w:val="ru-RU" w:bidi="ru-RU"/>
         </w:rPr>
       </w:r>
       <w:r>
@@ -3536,7 +3693,7 @@
           <w:b w:val="0"/>
           <w:bCs w:val="0"/>
           <w:highlight w:val="none"/>
-          <w:lang w:val="ru-RU" w:bidi="ru-RU"/>
+          <w:lang w:val="en-US"/>
         </w:rPr>
       </w:r>
     </w:p>
@@ -3580,6 +3737,14 @@
           <w:lang w:val="ru-RU" w:bidi="ru-RU"/>
         </w:rPr>
       </w:r>
+      <w:r>
+        <w:rPr>
+          <w:b w:val="0"/>
+          <w:bCs w:val="0"/>
+          <w:highlight w:val="none"/>
+          <w:lang w:val="ru-RU" w:bidi="ru-RU"/>
+        </w:rPr>
+      </w:r>
     </w:p>
     <w:p>
       <w:pPr>
@@ -3804,7 +3969,6 @@
         </w:rPr>
         <w:t xml:space="preserve"> x - lambda_ * g(x)</w:t>
       </w:r>
-      <w:r/>
       <w:r>
         <w:rPr>
           <w:rFonts w:ascii="Consolas" w:hAnsi="Consolas" w:eastAsia="Consolas" w:cs="Consolas"/>
@@ -3812,12 +3976,6 @@
         </w:rPr>
       </w:r>
       <w:r/>
-      <w:r>
-        <w:rPr>
-          <w:rFonts w:ascii="Consolas" w:hAnsi="Consolas" w:eastAsia="Consolas" w:cs="Consolas"/>
-          <w:sz w:val="21"/>
-        </w:rPr>
-      </w:r>
     </w:p>
     <w:p>
       <w:pPr>
@@ -4128,6 +4286,16 @@
           <w:szCs w:val="28"/>
         </w:rPr>
       </w:r>
+      <w:r>
+        <w:rPr>
+          <w:rFonts w:ascii="Times New Roman" w:hAnsi="Times New Roman" w:eastAsia="Times New Roman" w:cs="Times New Roman"/>
+          <w:color w:val="000000"/>
+          <w:sz w:val="28"/>
+          <w:szCs w:val="28"/>
+          <w:highlight w:val="none"/>
+          <w:lang w:val="ru-RU"/>
+        </w:rPr>
+      </w:r>
     </w:p>
     <w:p>
       <w:pPr>
@@ -4167,12 +4335,9 @@
       </w:r>
       <w:r>
         <w:rPr>
-          <w:rFonts w:ascii="Times New Roman" w:hAnsi="Times New Roman" w:eastAsia="Times New Roman" w:cs="Times New Roman"/>
-          <w:color w:val="000000"/>
+          <w:rFonts w:ascii="Times New Roman" w:hAnsi="Times New Roman" w:cs="Times New Roman"/>
           <w:sz w:val="28"/>
           <w:szCs w:val="28"/>
-          <w:highlight w:val="none"/>
-          <w:lang w:val="ru-RU"/>
         </w:rPr>
       </w:r>
     </w:p>
@@ -4209,6 +4374,13 @@
           <w:szCs w:val="28"/>
         </w:rPr>
       </w:r>
+      <w:r>
+        <w:rPr>
+          <w:rFonts w:ascii="Times New Roman" w:hAnsi="Times New Roman" w:cs="Times New Roman"/>
+          <w:sz w:val="28"/>
+          <w:szCs w:val="28"/>
+        </w:rPr>
+      </w:r>
     </w:p>
     <w:p>
       <w:pPr>
@@ -4243,6 +4415,13 @@
           <w:szCs w:val="28"/>
         </w:rPr>
       </w:r>
+      <w:r>
+        <w:rPr>
+          <w:rFonts w:ascii="Times New Roman" w:hAnsi="Times New Roman" w:cs="Times New Roman"/>
+          <w:sz w:val="28"/>
+          <w:szCs w:val="28"/>
+        </w:rPr>
+      </w:r>
     </w:p>
     <w:p>
       <w:pPr>
@@ -4277,6 +4456,13 @@
           <w:szCs w:val="28"/>
         </w:rPr>
       </w:r>
+      <w:r>
+        <w:rPr>
+          <w:rFonts w:ascii="Times New Roman" w:hAnsi="Times New Roman" w:cs="Times New Roman"/>
+          <w:sz w:val="28"/>
+          <w:szCs w:val="28"/>
+        </w:rPr>
+      </w:r>
     </w:p>
     <w:p>
       <w:pPr>
@@ -4307,6 +4493,13 @@
       <w:r>
         <w:rPr>
           <w:rFonts w:ascii="Times New Roman" w:hAnsi="Times New Roman" w:eastAsia="Times New Roman" w:cs="Times New Roman"/>
+          <w:sz w:val="28"/>
+          <w:szCs w:val="28"/>
+        </w:rPr>
+      </w:r>
+      <w:r>
+        <w:rPr>
+          <w:rFonts w:ascii="Times New Roman" w:hAnsi="Times New Roman" w:cs="Times New Roman"/>
           <w:sz w:val="28"/>
           <w:szCs w:val="28"/>
         </w:rPr>
@@ -4343,7 +4536,6 @@
         </w:rPr>
         <w:t xml:space="preserve">апостериорная оценка ||xn - x*|| &lt;= 2.7e-05</w:t>
       </w:r>
-      <w:r/>
       <w:r>
         <mc:AlternateContent>
           <mc:Choice Requires="wpg">
@@ -4413,13 +4605,11 @@
           </mc:Fallback>
         </mc:AlternateContent>
       </w:r>
-      <w:r/>
       <w:r>
         <w:rPr>
           <w:b w:val="0"/>
           <w:bCs w:val="0"/>
           <w:highlight w:val="none"/>
-          <w:rtl w:val="0"/>
           <w:lang w:val="ru-RU" w:bidi="ru-RU"/>
         </w:rPr>
       </w:r>
@@ -4469,7 +4659,6 @@
           <w:b w:val="0"/>
           <w:bCs w:val="0"/>
           <w:highlight w:val="none"/>
-          <w:rtl w:val="0"/>
           <w:lang w:val="ru-RU" w:bidi="ru-RU"/>
         </w:rPr>
       </w:r>
@@ -4485,7 +4674,7 @@
     <w:p>
       <w:pPr>
         <w:pBdr/>
-        <w:shd w:val="nil"/>
+        <w:shd w:val="nil" w:color="auto"/>
         <w:spacing/>
         <w:ind/>
         <w:rPr>
@@ -4558,8 +4747,6 @@
           <w:b/>
           <w:bCs/>
           <w:highlight w:val="none"/>
-          <w:rtl w:val="0"/>
-          <w:lang w:val="ru-RU" w:bidi="ru-RU"/>
         </w:rPr>
       </w:r>
       <w:r>
@@ -4567,6 +4754,7 @@
           <w:b/>
           <w:bCs/>
           <w:highlight w:val="none"/>
+          <w:lang w:val="ru-RU" w:bidi="ru-RU"/>
         </w:rPr>
       </w:r>
     </w:p>
@@ -4614,18 +4802,17 @@
       </w:r>
       <w:r>
         <w:rPr>
+          <w:b w:val="0"/>
+          <w:bCs w:val="0"/>
+          <w:highlight w:val="none"/>
+        </w:rPr>
+      </w:r>
+      <w:r>
+        <w:rPr>
           <w:b/>
           <w:bCs/>
           <w:highlight w:val="none"/>
-          <w:rtl w:val="0"/>
           <w:lang w:val="ru-RU" w:bidi="ru-RU"/>
-        </w:rPr>
-      </w:r>
-      <w:r>
-        <w:rPr>
-          <w:b w:val="0"/>
-          <w:bCs w:val="0"/>
-          <w:highlight w:val="none"/>
         </w:rPr>
       </w:r>
     </w:p>
@@ -4817,7 +5004,6 @@
           <w:b/>
           <w:bCs/>
           <w:highlight w:val="none"/>
-          <w:rtl w:val="0"/>
           <w:lang w:val="ru-RU" w:bidi="ru-RU"/>
         </w:rPr>
       </w:r>
@@ -4880,6 +5066,13 @@
           <w:lang w:val="ru-RU"/>
         </w:rPr>
         <w:t xml:space="preserve">:</w:t>
+      </w:r>
+      <w:r>
+        <w:rPr>
+          <w:b w:val="0"/>
+          <w:bCs w:val="0"/>
+          <w:highlight w:val="none"/>
+        </w:rPr>
       </w:r>
       <w:r>
         <w:rPr>
@@ -5093,27 +5286,17 @@
       </m:oMathPara>
       <w:r>
         <w:rPr>
+          <w:b w:val="0"/>
+          <w:bCs w:val="0"/>
+          <w:highlight w:val="none"/>
+        </w:rPr>
+      </w:r>
+      <w:r>
+        <w:rPr>
           <w:b/>
           <w:bCs/>
           <w:highlight w:val="none"/>
-          <w:rtl w:val="0"/>
           <w:lang w:val="ru-RU" w:bidi="ru-RU"/>
-        </w:rPr>
-      </w:r>
-      <w:r>
-        <w:rPr>
-          <w:b/>
-          <w:bCs/>
-          <w:highlight w:val="none"/>
-          <w:rtl w:val="0"/>
-          <w:lang w:val="ru-RU" w:bidi="ru-RU"/>
-        </w:rPr>
-      </w:r>
-      <w:r>
-        <w:rPr>
-          <w:b w:val="0"/>
-          <w:bCs w:val="0"/>
-          <w:highlight w:val="none"/>
         </w:rPr>
       </w:r>
     </w:p>
@@ -5320,18 +5503,17 @@
       </m:oMathPara>
       <w:r>
         <w:rPr>
+          <w:b w:val="0"/>
+          <w:bCs w:val="0"/>
+          <w:highlight w:val="none"/>
+        </w:rPr>
+      </w:r>
+      <w:r>
+        <w:rPr>
           <w:b/>
           <w:bCs/>
           <w:highlight w:val="none"/>
-          <w:rtl w:val="0"/>
           <w:lang w:val="ru-RU" w:bidi="ru-RU"/>
-        </w:rPr>
-      </w:r>
-      <w:r>
-        <w:rPr>
-          <w:b w:val="0"/>
-          <w:bCs w:val="0"/>
-          <w:highlight w:val="none"/>
         </w:rPr>
       </w:r>
     </w:p>
@@ -5372,6 +5554,14 @@
           <w:b w:val="0"/>
           <w:bCs w:val="0"/>
           <w:highlight w:val="none"/>
+        </w:rPr>
+      </w:r>
+      <w:r>
+        <w:rPr>
+          <w:b w:val="0"/>
+          <w:bCs w:val="0"/>
+          <w:highlight w:val="none"/>
+          <w:lang w:val="ru-RU" w:bidi="ru-RU"/>
         </w:rPr>
       </w:r>
     </w:p>
@@ -5443,8 +5633,6 @@
           <w:b w:val="0"/>
           <w:bCs w:val="0"/>
           <w:highlight w:val="none"/>
-          <w:rtl w:val="0"/>
-          <w:lang w:val="ru-RU" w:bidi="ru-RU"/>
         </w:rPr>
       </w:r>
       <w:r>
@@ -5452,15 +5640,7 @@
           <w:b w:val="0"/>
           <w:bCs w:val="0"/>
           <w:highlight w:val="none"/>
-          <w:rtl w:val="0"/>
           <w:lang w:val="ru-RU" w:bidi="ru-RU"/>
-        </w:rPr>
-      </w:r>
-      <w:r>
-        <w:rPr>
-          <w:b w:val="0"/>
-          <w:bCs w:val="0"/>
-          <w:highlight w:val="none"/>
         </w:rPr>
       </w:r>
     </w:p>
@@ -5504,6 +5684,14 @@
           <w:lang w:val="ru-RU" w:bidi="ru-RU"/>
         </w:rPr>
         <w:t xml:space="preserve">:</w:t>
+      </w:r>
+      <w:r>
+        <w:rPr>
+          <w:b w:val="0"/>
+          <w:bCs w:val="0"/>
+          <w:highlight w:val="none"/>
+          <w:lang w:val="ru-RU" w:bidi="ru-RU"/>
+        </w:rPr>
       </w:r>
       <w:r>
         <w:rPr>
@@ -5746,6 +5934,14 @@
           <w:highlight w:val="none"/>
         </w:rPr>
       </w:r>
+      <w:r>
+        <w:rPr>
+          <w:b w:val="0"/>
+          <w:bCs w:val="0"/>
+          <w:highlight w:val="none"/>
+          <w:lang w:val="ru-RU" w:bidi="ru-RU"/>
+        </w:rPr>
+      </w:r>
     </w:p>
     <w:p>
       <w:pPr>
@@ -5829,8 +6025,6 @@
           <w:b w:val="0"/>
           <w:bCs w:val="0"/>
           <w:highlight w:val="none"/>
-          <w:rtl w:val="0"/>
-          <w:lang w:val="ru-RU" w:bidi="ru-RU"/>
         </w:rPr>
       </w:r>
       <w:r>
@@ -5838,6 +6032,7 @@
           <w:b w:val="0"/>
           <w:bCs w:val="0"/>
           <w:highlight w:val="none"/>
+          <w:lang w:val="ru-RU" w:bidi="ru-RU"/>
         </w:rPr>
       </w:r>
     </w:p>
@@ -5908,6 +6103,14 @@
           <w:b w:val="0"/>
           <w:bCs w:val="0"/>
           <w:highlight w:val="none"/>
+        </w:rPr>
+      </w:r>
+      <w:r>
+        <w:rPr>
+          <w:b w:val="0"/>
+          <w:bCs w:val="0"/>
+          <w:highlight w:val="none"/>
+          <w:lang w:val="en-US"/>
         </w:rPr>
       </w:r>
     </w:p>
@@ -6300,8 +6503,6 @@
           <w:b w:val="0"/>
           <w:bCs w:val="0"/>
           <w:highlight w:val="none"/>
-          <w:rtl w:val="0"/>
-          <w:lang w:val="en-US"/>
         </w:rPr>
       </w:r>
       <w:r>
@@ -6309,15 +6510,7 @@
           <w:b w:val="0"/>
           <w:bCs w:val="0"/>
           <w:highlight w:val="none"/>
-          <w:rtl w:val="0"/>
           <w:lang w:val="en-US"/>
-        </w:rPr>
-      </w:r>
-      <w:r>
-        <w:rPr>
-          <w:b w:val="0"/>
-          <w:bCs w:val="0"/>
-          <w:highlight w:val="none"/>
         </w:rPr>
       </w:r>
     </w:p>
@@ -6440,8 +6633,6 @@
           <w:b w:val="0"/>
           <w:bCs w:val="0"/>
           <w:highlight w:val="none"/>
-          <w:rtl w:val="0"/>
-          <w:lang w:val="en-US"/>
         </w:rPr>
       </w:r>
       <w:r>
@@ -6449,15 +6640,7 @@
           <w:b w:val="0"/>
           <w:bCs w:val="0"/>
           <w:highlight w:val="none"/>
-          <w:rtl w:val="0"/>
           <w:lang w:val="en-US"/>
-        </w:rPr>
-      </w:r>
-      <w:r>
-        <w:rPr>
-          <w:b w:val="0"/>
-          <w:bCs w:val="0"/>
-          <w:highlight w:val="none"/>
         </w:rPr>
       </w:r>
     </w:p>
@@ -6498,6 +6681,14 @@
           <w:b w:val="0"/>
           <w:bCs w:val="0"/>
           <w:highlight w:val="none"/>
+        </w:rPr>
+      </w:r>
+      <w:r>
+        <w:rPr>
+          <w:b w:val="0"/>
+          <w:bCs w:val="0"/>
+          <w:highlight w:val="none"/>
+          <w:lang w:val="ru-RU"/>
         </w:rPr>
       </w:r>
     </w:p>
@@ -6604,7 +6795,6 @@
           <w:b w:val="0"/>
           <w:bCs w:val="0"/>
           <w:highlight w:val="none"/>
-          <w:rtl w:val="0"/>
           <w:lang w:val="ru-RU"/>
         </w:rPr>
       </w:r>
@@ -6655,6 +6845,14 @@
           <w:bCs w:val="0"/>
           <w:highlight w:val="none"/>
           <w:lang w:val="ru-RU"/>
+        </w:rPr>
+      </w:r>
+      <w:r>
+        <w:rPr>
+          <w:b w:val="0"/>
+          <w:bCs w:val="0"/>
+          <w:highlight w:val="none"/>
+          <w:lang w:val="ru-RU" w:bidi="ru-RU"/>
         </w:rPr>
       </w:r>
     </w:p>
@@ -6873,8 +7071,7 @@
           <w:b w:val="0"/>
           <w:bCs w:val="0"/>
           <w:highlight w:val="none"/>
-          <w:rtl w:val="0"/>
-          <w:lang w:val="ru-RU" w:bidi="ru-RU"/>
+          <w:lang w:val="ru-RU"/>
         </w:rPr>
       </w:r>
       <w:r>
@@ -6882,16 +7079,7 @@
           <w:b w:val="0"/>
           <w:bCs w:val="0"/>
           <w:highlight w:val="none"/>
-          <w:rtl w:val="0"/>
           <w:lang w:val="ru-RU" w:bidi="ru-RU"/>
-        </w:rPr>
-      </w:r>
-      <w:r>
-        <w:rPr>
-          <w:b w:val="0"/>
-          <w:bCs w:val="0"/>
-          <w:highlight w:val="none"/>
-          <w:lang w:val="ru-RU"/>
         </w:rPr>
       </w:r>
     </w:p>
@@ -6933,6 +7121,14 @@
           <w:bCs w:val="0"/>
           <w:highlight w:val="none"/>
           <w:lang w:val="ru-RU"/>
+        </w:rPr>
+      </w:r>
+      <w:r>
+        <w:rPr>
+          <w:b w:val="0"/>
+          <w:bCs w:val="0"/>
+          <w:highlight w:val="none"/>
+          <w:lang w:val="ru-RU" w:bidi="ru-RU"/>
         </w:rPr>
       </w:r>
     </w:p>
@@ -7074,17 +7270,7 @@
           <w:b w:val="0"/>
           <w:bCs w:val="0"/>
           <w:highlight w:val="none"/>
-          <w:rtl w:val="0"/>
-          <w:lang w:val="ru-RU" w:bidi="ru-RU"/>
-        </w:rPr>
-      </w:r>
-      <w:r>
-        <w:rPr>
-          <w:b w:val="0"/>
-          <w:bCs w:val="0"/>
-          <w:highlight w:val="none"/>
-          <w:rtl w:val="0"/>
-          <w:lang w:val="ru-RU" w:bidi="ru-RU"/>
+          <w:lang w:val="ru-RU"/>
         </w:rPr>
       </w:r>
     </w:p>
@@ -7127,13 +7313,56 @@
           <w:rtl w:val="0"/>
           <w:lang w:val="ru-RU"/>
         </w:rPr>
-        <w:t xml:space="preserve">Код программы:</w:t>
+        <w:t xml:space="preserve">Код программы</w:t>
       </w:r>
       <w:r>
         <w:rPr>
           <w:b w:val="0"/>
           <w:bCs w:val="0"/>
           <w:highlight w:val="none"/>
+          <w:lang w:val="ru-RU"/>
+        </w:rPr>
+      </w:r>
+    </w:p>
+    <w:p>
+      <w:pPr>
+        <w:pBdr>
+          <w:top w:val="none" w:color="000000" w:sz="0" w:space="0"/>
+          <w:bottom w:val="none" w:color="000000" w:sz="0" w:space="0"/>
+          <w:right w:val="none" w:color="000000" w:sz="0" w:space="0"/>
+          <w:between w:val="none" w:color="000000" w:sz="0" w:space="0"/>
+        </w:pBdr>
+        <w:tabs>
+          <w:tab w:val="left" w:leader="none" w:pos="1194"/>
+          <w:tab w:val="left" w:leader="none" w:pos="1195"/>
+        </w:tabs>
+        <w:spacing w:line="276" w:lineRule="auto"/>
+        <w:ind w:right="0" w:firstLine="709" w:left="0"/>
+        <w:jc w:val="both"/>
+        <w:rPr>
+          <w:b w:val="0"/>
+          <w:bCs w:val="0"/>
+          <w:highlight w:val="none"/>
+          <w:lang w:val="ru-RU"/>
+        </w:rPr>
+      </w:pPr>
+      <w:r>
+        <w:rPr>
+          <w:b w:val="0"/>
+          <w:bCs w:val="0"/>
+          <w:highlight w:val="none"/>
+          <w:rtl w:val="0"/>
+          <w:lang w:val="ru-RU" w:bidi="ru-RU"/>
+        </w:rPr>
+        <w:t xml:space="preserve">Подсчет интеграла по формуле Симпсона:</w:t>
+      </w:r>
+      <w:r>
+        <w:rPr>
+          <w:b w:val="0"/>
+          <w:bCs w:val="0"/>
+          <w:highlight w:val="none"/>
+          <w:rtl w:val="0"/>
+          <w:lang w:val="ru-RU"/>
         </w:rPr>
       </w:r>
     </w:p>
@@ -7848,7 +8077,13 @@
         <w:shd w:val="clear" w:color="ffffff" w:fill="ffffff"/>
         <w:spacing w:line="285" w:lineRule="atLeast"/>
         <w:ind w:right="0" w:firstLine="709" w:left="0"/>
-        <w:rPr/>
+        <w:rPr>
+          <w:rFonts w:ascii="Consolas" w:hAnsi="Consolas" w:eastAsia="Consolas" w:cs="Consolas"/>
+          <w:color w:val="098658"/>
+          <w:sz w:val="21"/>
+          <w:szCs w:val="21"/>
+          <w:highlight w:val="none"/>
+        </w:rPr>
       </w:pPr>
       <w:r>
         <w:rPr>
@@ -7884,10 +8119,99 @@
       <w:r>
         <w:rPr>
           <w:rFonts w:ascii="Consolas" w:hAnsi="Consolas" w:eastAsia="Consolas" w:cs="Consolas"/>
+          <w:color w:val="098658"/>
           <w:sz w:val="21"/>
-        </w:rPr>
-      </w:r>
-      <w:r/>
+          <w:highlight w:val="none"/>
+        </w:rPr>
+      </w:r>
+      <w:r>
+        <w:rPr>
+          <w:rFonts w:ascii="Consolas" w:hAnsi="Consolas" w:eastAsia="Consolas" w:cs="Consolas"/>
+          <w:color w:val="098658"/>
+          <w:sz w:val="21"/>
+          <w:highlight w:val="none"/>
+        </w:rPr>
+      </w:r>
+      <w:r>
+        <w:rPr>
+          <w:rFonts w:ascii="Consolas" w:hAnsi="Consolas" w:eastAsia="Consolas" w:cs="Consolas"/>
+          <w:color w:val="098658"/>
+          <w:sz w:val="21"/>
+          <w:highlight w:val="none"/>
+        </w:rPr>
+      </w:r>
+    </w:p>
+    <w:p>
+      <w:pPr>
+        <w:pBdr>
+          <w:top w:val="none" w:color="000000" w:sz="4" w:space="0"/>
+          <w:left w:val="none" w:color="000000" w:sz="4" w:space="0"/>
+          <w:bottom w:val="none" w:color="000000" w:sz="4" w:space="0"/>
+          <w:right w:val="none" w:color="000000" w:sz="4" w:space="0"/>
+        </w:pBdr>
+        <w:shd w:val="clear" w:color="ffffff" w:fill="ffffff"/>
+        <w:spacing w:line="285" w:lineRule="atLeast"/>
+        <w:ind w:right="0" w:firstLine="709" w:left="0"/>
+        <w:rPr>
+          <w:rFonts w:ascii="Times New Roman" w:hAnsi="Times New Roman" w:eastAsia="Times New Roman" w:cs="Times New Roman"/>
+          <w:sz w:val="28"/>
+          <w:szCs w:val="28"/>
+          <w:highlight w:val="none"/>
+          <w:lang w:val="ru-RU"/>
+        </w:rPr>
+      </w:pPr>
+      <w:r>
+        <w:rPr>
+          <w:rFonts w:ascii="Times New Roman" w:hAnsi="Times New Roman" w:eastAsia="Times New Roman" w:cs="Times New Roman"/>
+          <w:sz w:val="28"/>
+          <w:szCs w:val="28"/>
+          <w:lang w:val="ru-RU"/>
+        </w:rPr>
+        <w:t xml:space="preserve">Итерационный процесс:</w:t>
+      </w:r>
+      <w:r>
+        <w:rPr>
+          <w:rFonts w:ascii="Times New Roman" w:hAnsi="Times New Roman" w:cs="Times New Roman"/>
+          <w:sz w:val="28"/>
+          <w:szCs w:val="28"/>
+        </w:rPr>
+      </w:r>
+      <w:r>
+        <w:rPr>
+          <w:rFonts w:ascii="Times New Roman" w:hAnsi="Times New Roman" w:eastAsia="Times New Roman" w:cs="Times New Roman"/>
+          <w:sz w:val="28"/>
+          <w:szCs w:val="28"/>
+          <w:highlight w:val="none"/>
+          <w:lang w:val="ru-RU"/>
+        </w:rPr>
+      </w:r>
+      <w:r>
+        <w:rPr>
+          <w:rFonts w:ascii="Times New Roman" w:hAnsi="Times New Roman" w:eastAsia="Times New Roman" w:cs="Times New Roman"/>
+          <w:sz w:val="28"/>
+          <w:szCs w:val="28"/>
+          <w:highlight w:val="none"/>
+          <w:lang w:val="ru-RU"/>
+        </w:rPr>
+      </w:r>
+      <w:r>
+        <w:rPr>
+          <w:rFonts w:ascii="Times New Roman" w:hAnsi="Times New Roman" w:eastAsia="Times New Roman" w:cs="Times New Roman"/>
+          <w:sz w:val="28"/>
+          <w:szCs w:val="28"/>
+          <w:highlight w:val="none"/>
+          <w:lang w:val="ru-RU"/>
+        </w:rPr>
+      </w:r>
+      <w:r>
+        <w:rPr>
+          <w:rFonts w:ascii="Times New Roman" w:hAnsi="Times New Roman" w:eastAsia="Times New Roman" w:cs="Times New Roman"/>
+          <w:sz w:val="28"/>
+          <w:szCs w:val="28"/>
+          <w:highlight w:val="none"/>
+          <w:lang w:val="ru-RU"/>
+        </w:rPr>
+      </w:r>
     </w:p>
     <w:p>
       <w:pPr>
@@ -8608,15 +8932,926 @@
         <w:shd w:val="clear" w:color="ffffff" w:fill="ffffff"/>
         <w:spacing w:line="285" w:lineRule="atLeast"/>
         <w:ind w:right="0" w:firstLine="709" w:left="0"/>
+        <w:rPr>
+          <w:rFonts w:ascii="Times New Roman" w:hAnsi="Times New Roman" w:cs="Times New Roman"/>
+          <w:sz w:val="28"/>
+          <w:szCs w:val="28"/>
+        </w:rPr>
+      </w:pPr>
+      <w:r>
+        <w:rPr>
+          <w:rFonts w:ascii="Times New Roman" w:hAnsi="Times New Roman" w:eastAsia="Times New Roman" w:cs="Times New Roman"/>
+          <w:sz w:val="28"/>
+          <w:szCs w:val="28"/>
+          <w:lang w:val="ru-RU"/>
+        </w:rPr>
+        <w:t xml:space="preserve">Подсчет числа итераций и запуск итерационного процесса:</w:t>
+      </w:r>
+      <w:r>
+        <w:rPr>
+          <w:rFonts w:ascii="Times New Roman" w:hAnsi="Times New Roman" w:cs="Times New Roman"/>
+          <w:sz w:val="28"/>
+          <w:szCs w:val="28"/>
+        </w:rPr>
+      </w:r>
+    </w:p>
+    <w:p>
+      <w:pPr>
+        <w:pBdr>
+          <w:top w:val="none" w:color="000000" w:sz="4" w:space="0"/>
+          <w:left w:val="none" w:color="000000" w:sz="4" w:space="0"/>
+          <w:bottom w:val="none" w:color="000000" w:sz="4" w:space="0"/>
+          <w:right w:val="none" w:color="000000" w:sz="4" w:space="0"/>
+        </w:pBdr>
+        <w:shd w:val="clear" w:color="ffffff" w:fill="ffffff"/>
+        <w:spacing w:line="285" w:lineRule="atLeast"/>
+        <w:ind w:right="0" w:hanging="425" w:left="1134"/>
         <w:rPr/>
       </w:pPr>
+      <w:r>
+        <w:rPr>
+          <w:rFonts w:ascii="Consolas" w:hAnsi="Consolas" w:eastAsia="Consolas" w:cs="Consolas"/>
+          <w:color w:val="000000"/>
+          <w:sz w:val="21"/>
+        </w:rPr>
+        <w:t xml:space="preserve">step = </w:t>
+      </w:r>
+      <w:r>
+        <w:rPr>
+          <w:rFonts w:ascii="Consolas" w:hAnsi="Consolas" w:eastAsia="Consolas" w:cs="Consolas"/>
+          <w:color w:val="098658"/>
+          <w:sz w:val="21"/>
+        </w:rPr>
+        <w:t xml:space="preserve">0.05</w:t>
+      </w:r>
+      <w:r/>
+    </w:p>
+    <w:p>
+      <w:pPr>
+        <w:pBdr>
+          <w:top w:val="none" w:color="000000" w:sz="4" w:space="0"/>
+          <w:left w:val="none" w:color="000000" w:sz="4" w:space="0"/>
+          <w:bottom w:val="none" w:color="000000" w:sz="4" w:space="0"/>
+          <w:right w:val="none" w:color="000000" w:sz="4" w:space="0"/>
+        </w:pBdr>
+        <w:shd w:val="clear" w:color="ffffff" w:fill="ffffff"/>
+        <w:spacing w:line="285" w:lineRule="atLeast"/>
+        <w:ind w:right="0" w:hanging="425" w:left="1134"/>
+        <w:rPr/>
+      </w:pPr>
+      <w:r>
+        <w:rPr>
+          <w:rFonts w:ascii="Consolas" w:hAnsi="Consolas" w:eastAsia="Consolas" w:cs="Consolas"/>
+          <w:color w:val="000000"/>
+          <w:sz w:val="21"/>
+        </w:rPr>
+        <w:t xml:space="preserve">x0 = </w:t>
+      </w:r>
+      <w:r>
+        <w:rPr>
+          <w:rFonts w:ascii="Consolas" w:hAnsi="Consolas" w:eastAsia="Consolas" w:cs="Consolas"/>
+          <w:color w:val="098658"/>
+          <w:sz w:val="21"/>
+        </w:rPr>
+        <w:t xml:space="preserve">0</w:t>
+      </w:r>
+      <w:r/>
+    </w:p>
+    <w:p>
+      <w:pPr>
+        <w:pBdr>
+          <w:top w:val="none" w:color="000000" w:sz="4" w:space="0"/>
+          <w:left w:val="none" w:color="000000" w:sz="4" w:space="0"/>
+          <w:bottom w:val="none" w:color="000000" w:sz="4" w:space="0"/>
+          <w:right w:val="none" w:color="000000" w:sz="4" w:space="0"/>
+        </w:pBdr>
+        <w:shd w:val="clear" w:color="ffffff" w:fill="ffffff"/>
+        <w:spacing w:line="285" w:lineRule="atLeast"/>
+        <w:ind w:right="0" w:hanging="425" w:left="1134"/>
+        <w:rPr/>
+      </w:pPr>
+      <w:r>
+        <w:rPr>
+          <w:rFonts w:ascii="Consolas" w:hAnsi="Consolas" w:eastAsia="Consolas" w:cs="Consolas"/>
+          <w:color w:val="000000"/>
+          <w:sz w:val="21"/>
+        </w:rPr>
+        <w:t xml:space="preserve">x1 = </w:t>
+      </w:r>
+      <w:r>
+        <w:rPr>
+          <w:rFonts w:ascii="Consolas" w:hAnsi="Consolas" w:eastAsia="Consolas" w:cs="Consolas"/>
+          <w:color w:val="098658"/>
+          <w:sz w:val="21"/>
+        </w:rPr>
+        <w:t xml:space="preserve">1</w:t>
+      </w:r>
+      <w:r/>
+    </w:p>
+    <w:p>
+      <w:pPr>
+        <w:pBdr>
+          <w:top w:val="none" w:color="000000" w:sz="4" w:space="0"/>
+          <w:left w:val="none" w:color="000000" w:sz="4" w:space="0"/>
+          <w:bottom w:val="none" w:color="000000" w:sz="4" w:space="0"/>
+          <w:right w:val="none" w:color="000000" w:sz="4" w:space="0"/>
+        </w:pBdr>
+        <w:shd w:val="clear" w:color="ffffff" w:fill="ffffff"/>
+        <w:spacing w:line="285" w:lineRule="atLeast"/>
+        <w:ind w:right="0" w:hanging="425" w:left="1134"/>
+        <w:rPr/>
+      </w:pPr>
+      <w:r>
+        <w:rPr>
+          <w:rFonts w:ascii="Consolas" w:hAnsi="Consolas" w:eastAsia="Consolas" w:cs="Consolas"/>
+          <w:color w:val="000000"/>
+          <w:sz w:val="21"/>
+        </w:rPr>
+        <w:t xml:space="preserve">eps = </w:t>
+      </w:r>
+      <w:r>
+        <w:rPr>
+          <w:rFonts w:ascii="Consolas" w:hAnsi="Consolas" w:eastAsia="Consolas" w:cs="Consolas"/>
+          <w:color w:val="098658"/>
+          <w:sz w:val="21"/>
+        </w:rPr>
+        <w:t xml:space="preserve">1e-3</w:t>
+      </w:r>
+      <w:r/>
+    </w:p>
+    <w:p>
+      <w:pPr>
+        <w:pBdr>
+          <w:top w:val="none" w:color="000000" w:sz="4" w:space="0"/>
+          <w:left w:val="none" w:color="000000" w:sz="4" w:space="0"/>
+          <w:bottom w:val="none" w:color="000000" w:sz="4" w:space="0"/>
+          <w:right w:val="none" w:color="000000" w:sz="4" w:space="0"/>
+        </w:pBdr>
+        <w:shd w:val="clear" w:color="ffffff" w:fill="ffffff"/>
+        <w:spacing w:line="285" w:lineRule="atLeast"/>
+        <w:ind w:right="0" w:hanging="425" w:left="1134"/>
+        <w:rPr/>
+      </w:pPr>
+      <w:r>
+        <w:rPr>
+          <w:rFonts w:ascii="Consolas" w:hAnsi="Consolas" w:eastAsia="Consolas" w:cs="Consolas"/>
+          <w:color w:val="000000"/>
+          <w:sz w:val="21"/>
+        </w:rPr>
+        <w:t xml:space="preserve">n_itersC = int(np.log(eps * (</w:t>
+      </w:r>
+      <w:r>
+        <w:rPr>
+          <w:rFonts w:ascii="Consolas" w:hAnsi="Consolas" w:eastAsia="Consolas" w:cs="Consolas"/>
+          <w:color w:val="098658"/>
+          <w:sz w:val="21"/>
+        </w:rPr>
+        <w:t xml:space="preserve">1</w:t>
+      </w:r>
+      <w:r>
+        <w:rPr>
+          <w:rFonts w:ascii="Consolas" w:hAnsi="Consolas" w:eastAsia="Consolas" w:cs="Consolas"/>
+          <w:color w:val="000000"/>
+          <w:sz w:val="21"/>
+        </w:rPr>
+        <w:t xml:space="preserve"> - alphaC) / (abs(x0 - x1))) / np.log(alphaC)) + </w:t>
+      </w:r>
+      <w:r>
+        <w:rPr>
+          <w:rFonts w:ascii="Consolas" w:hAnsi="Consolas" w:eastAsia="Consolas" w:cs="Consolas"/>
+          <w:color w:val="098658"/>
+          <w:sz w:val="21"/>
+        </w:rPr>
+        <w:t xml:space="preserve">1</w:t>
+      </w:r>
+      <w:r/>
+    </w:p>
+    <w:p>
+      <w:pPr>
+        <w:pBdr>
+          <w:top w:val="none" w:color="000000" w:sz="4" w:space="0"/>
+          <w:left w:val="none" w:color="000000" w:sz="4" w:space="0"/>
+          <w:bottom w:val="none" w:color="000000" w:sz="4" w:space="0"/>
+          <w:right w:val="none" w:color="000000" w:sz="4" w:space="0"/>
+        </w:pBdr>
+        <w:shd w:val="clear" w:color="ffffff" w:fill="ffffff"/>
+        <w:spacing w:line="285" w:lineRule="atLeast"/>
+        <w:ind w:right="0" w:hanging="425" w:left="1134"/>
+        <w:rPr/>
+      </w:pPr>
+      <w:r>
+        <w:rPr>
+          <w:rFonts w:ascii="Consolas" w:hAnsi="Consolas" w:eastAsia="Consolas" w:cs="Consolas"/>
+          <w:color w:val="000000"/>
+          <w:sz w:val="21"/>
+        </w:rPr>
+        <w:t xml:space="preserve">norm_for_n = np.sqrt(calculate_integral(</w:t>
+      </w:r>
+      <w:r>
+        <w:rPr>
+          <w:rFonts w:ascii="Consolas" w:hAnsi="Consolas" w:eastAsia="Consolas" w:cs="Consolas"/>
+          <w:color w:val="098658"/>
+          <w:sz w:val="21"/>
+        </w:rPr>
+        <w:t xml:space="preserve">-1</w:t>
+      </w:r>
+      <w:r>
+        <w:rPr>
+          <w:rFonts w:ascii="Consolas" w:hAnsi="Consolas" w:eastAsia="Consolas" w:cs="Consolas"/>
+          <w:color w:val="000000"/>
+          <w:sz w:val="21"/>
+        </w:rPr>
+        <w:t xml:space="preserve">, </w:t>
+      </w:r>
+      <w:r>
+        <w:rPr>
+          <w:rFonts w:ascii="Consolas" w:hAnsi="Consolas" w:eastAsia="Consolas" w:cs="Consolas"/>
+          <w:color w:val="098658"/>
+          <w:sz w:val="21"/>
+        </w:rPr>
+        <w:t xml:space="preserve">1</w:t>
+      </w:r>
+      <w:r>
+        <w:rPr>
+          <w:rFonts w:ascii="Consolas" w:hAnsi="Consolas" w:eastAsia="Consolas" w:cs="Consolas"/>
+          <w:color w:val="000000"/>
+          <w:sz w:val="21"/>
+        </w:rPr>
+        <w:t xml:space="preserve">, </w:t>
+      </w:r>
+      <w:r>
+        <w:rPr>
+          <w:rFonts w:ascii="Consolas" w:hAnsi="Consolas" w:eastAsia="Consolas" w:cs="Consolas"/>
+          <w:color w:val="0000ff"/>
+          <w:sz w:val="21"/>
+        </w:rPr>
+        <w:t xml:space="preserve">lambda</w:t>
+      </w:r>
+      <w:r>
+        <w:rPr>
+          <w:rFonts w:ascii="Consolas" w:hAnsi="Consolas" w:eastAsia="Consolas" w:cs="Consolas"/>
+          <w:color w:val="000000"/>
+          <w:sz w:val="21"/>
+        </w:rPr>
+        <w:t xml:space="preserve"> s: </w:t>
+      </w:r>
+      <w:r>
+        <w:rPr>
+          <w:rFonts w:ascii="Consolas" w:hAnsi="Consolas" w:eastAsia="Consolas" w:cs="Consolas"/>
+          <w:color w:val="098658"/>
+          <w:sz w:val="21"/>
+        </w:rPr>
+        <w:t xml:space="preserve">1</w:t>
+      </w:r>
+      <w:r>
+        <w:rPr>
+          <w:rFonts w:ascii="Consolas" w:hAnsi="Consolas" w:eastAsia="Consolas" w:cs="Consolas"/>
+          <w:color w:val="000000"/>
+          <w:sz w:val="21"/>
+        </w:rPr>
+        <w:t xml:space="preserve">, step=step)) </w:t>
+      </w:r>
+      <w:r/>
+    </w:p>
+    <w:p>
+      <w:pPr>
+        <w:pBdr>
+          <w:top w:val="none" w:color="000000" w:sz="4" w:space="0"/>
+          <w:left w:val="none" w:color="000000" w:sz="4" w:space="0"/>
+          <w:bottom w:val="none" w:color="000000" w:sz="4" w:space="0"/>
+          <w:right w:val="none" w:color="000000" w:sz="4" w:space="0"/>
+        </w:pBdr>
+        <w:shd w:val="clear" w:color="ffffff" w:fill="ffffff"/>
+        <w:spacing w:line="285" w:lineRule="atLeast"/>
+        <w:ind w:right="0" w:hanging="425" w:left="1134"/>
+        <w:rPr/>
+      </w:pPr>
+      <w:r>
+        <w:rPr>
+          <w:rFonts w:ascii="Consolas" w:hAnsi="Consolas" w:eastAsia="Consolas" w:cs="Consolas"/>
+          <w:color w:val="000000"/>
+          <w:sz w:val="21"/>
+        </w:rPr>
+        <w:t xml:space="preserve">n_itersL2 = int(np.log(eps * (</w:t>
+      </w:r>
+      <w:r>
+        <w:rPr>
+          <w:rFonts w:ascii="Consolas" w:hAnsi="Consolas" w:eastAsia="Consolas" w:cs="Consolas"/>
+          <w:color w:val="098658"/>
+          <w:sz w:val="21"/>
+        </w:rPr>
+        <w:t xml:space="preserve">1</w:t>
+      </w:r>
+      <w:r>
+        <w:rPr>
+          <w:rFonts w:ascii="Consolas" w:hAnsi="Consolas" w:eastAsia="Consolas" w:cs="Consolas"/>
+          <w:color w:val="000000"/>
+          <w:sz w:val="21"/>
+        </w:rPr>
+        <w:t xml:space="preserve"> - alphaL2) / norm_for_n) / np.log(alphaL2)) + </w:t>
+      </w:r>
+      <w:r>
+        <w:rPr>
+          <w:rFonts w:ascii="Consolas" w:hAnsi="Consolas" w:eastAsia="Consolas" w:cs="Consolas"/>
+          <w:color w:val="098658"/>
+          <w:sz w:val="21"/>
+        </w:rPr>
+        <w:t xml:space="preserve">1</w:t>
+      </w:r>
+      <w:r/>
+    </w:p>
+    <w:p>
+      <w:pPr>
+        <w:pBdr>
+          <w:top w:val="none" w:color="000000" w:sz="4" w:space="0"/>
+          <w:left w:val="none" w:color="000000" w:sz="4" w:space="0"/>
+          <w:bottom w:val="none" w:color="000000" w:sz="4" w:space="0"/>
+          <w:right w:val="none" w:color="000000" w:sz="4" w:space="0"/>
+        </w:pBdr>
+        <w:shd w:val="clear" w:color="ffffff" w:fill="ffffff"/>
+        <w:spacing w:line="285" w:lineRule="atLeast"/>
+        <w:ind w:right="0" w:hanging="425" w:left="1134"/>
+        <w:rPr/>
+      </w:pPr>
+      <w:r>
+        <w:rPr>
+          <w:rFonts w:ascii="Consolas" w:hAnsi="Consolas" w:eastAsia="Consolas" w:cs="Consolas"/>
+          <w:color w:val="000000"/>
+          <w:sz w:val="21"/>
+        </w:rPr>
+        <w:t xml:space="preserve">t_vals, x_6, x_5 = solve(iterations=n_itersC, step=step)</w:t>
+      </w:r>
+      <w:r/>
+    </w:p>
+    <w:p>
+      <w:pPr>
+        <w:pBdr>
+          <w:top w:val="none" w:color="000000" w:sz="4" w:space="0"/>
+          <w:left w:val="none" w:color="000000" w:sz="4" w:space="0"/>
+          <w:bottom w:val="none" w:color="000000" w:sz="4" w:space="0"/>
+          <w:right w:val="none" w:color="000000" w:sz="4" w:space="0"/>
+        </w:pBdr>
+        <w:shd w:val="clear" w:color="ffffff" w:fill="ffffff"/>
+        <w:spacing w:line="285" w:lineRule="atLeast"/>
+        <w:ind w:right="0" w:hanging="425" w:left="1134"/>
+        <w:rPr>
+          <w:rFonts w:ascii="Consolas" w:hAnsi="Consolas" w:eastAsia="Consolas" w:cs="Consolas"/>
+          <w:color w:val="000000"/>
+          <w:sz w:val="21"/>
+          <w:szCs w:val="21"/>
+          <w:highlight w:val="none"/>
+        </w:rPr>
+      </w:pPr>
+      <w:r>
+        <w:rPr>
+          <w:rFonts w:ascii="Consolas" w:hAnsi="Consolas" w:eastAsia="Consolas" w:cs="Consolas"/>
+          <w:color w:val="000000"/>
+          <w:sz w:val="21"/>
+        </w:rPr>
+        <w:t xml:space="preserve">_, x_11, x_10 = solve(iterations=n_itersL2, step=step)</w:t>
+      </w:r>
       <w:r>
         <w:rPr>
           <w:rFonts w:ascii="Consolas" w:hAnsi="Consolas" w:eastAsia="Consolas" w:cs="Consolas"/>
           <w:sz w:val="21"/>
         </w:rPr>
       </w:r>
+    </w:p>
+    <w:p>
+      <w:pPr>
+        <w:pBdr>
+          <w:top w:val="none" w:color="000000" w:sz="4" w:space="0"/>
+          <w:left w:val="none" w:color="000000" w:sz="4" w:space="0"/>
+          <w:bottom w:val="none" w:color="000000" w:sz="4" w:space="0"/>
+          <w:right w:val="none" w:color="000000" w:sz="4" w:space="0"/>
+        </w:pBdr>
+        <w:shd w:val="clear" w:color="ffffff" w:fill="ffffff"/>
+        <w:spacing w:line="285" w:lineRule="atLeast"/>
+        <w:ind w:right="0" w:hanging="425" w:left="1134"/>
+        <w:rPr>
+          <w:rFonts w:ascii="Times New Roman" w:hAnsi="Times New Roman" w:cs="Times New Roman"/>
+          <w:sz w:val="28"/>
+          <w:szCs w:val="28"/>
+        </w:rPr>
+      </w:pPr>
+      <w:r>
+        <w:rPr>
+          <w:rFonts w:ascii="Consolas" w:hAnsi="Consolas" w:eastAsia="Consolas" w:cs="Consolas"/>
+          <w:sz w:val="21"/>
+          <w:szCs w:val="21"/>
+        </w:rPr>
+      </w:r>
+      <w:r>
+        <w:rPr>
+          <w:rFonts w:ascii="Times New Roman" w:hAnsi="Times New Roman" w:eastAsia="Times New Roman" w:cs="Times New Roman"/>
+          <w:sz w:val="28"/>
+          <w:szCs w:val="28"/>
+          <w:lang w:val="ru-RU"/>
+        </w:rPr>
+        <w:t xml:space="preserve">Подсчет апостериорных оценок:</w:t>
+      </w:r>
+      <w:r>
+        <w:rPr>
+          <w:rFonts w:ascii="Times New Roman" w:hAnsi="Times New Roman" w:cs="Times New Roman"/>
+          <w:sz w:val="28"/>
+          <w:szCs w:val="28"/>
+        </w:rPr>
+      </w:r>
+    </w:p>
+    <w:p>
+      <w:pPr>
+        <w:pBdr>
+          <w:top w:val="none" w:color="000000" w:sz="4" w:space="0"/>
+          <w:left w:val="none" w:color="000000" w:sz="4" w:space="0"/>
+          <w:bottom w:val="none" w:color="000000" w:sz="4" w:space="0"/>
+          <w:right w:val="none" w:color="000000" w:sz="4" w:space="0"/>
+        </w:pBdr>
+        <w:shd w:val="clear" w:color="ffffff" w:fill="ffffff"/>
+        <w:spacing w:line="285" w:lineRule="atLeast"/>
+        <w:ind w:right="0" w:hanging="425" w:left="1134"/>
+        <w:rPr/>
+      </w:pPr>
+      <w:r>
+        <w:rPr>
+          <w:rFonts w:ascii="Consolas" w:hAnsi="Consolas" w:eastAsia="Consolas" w:cs="Consolas"/>
+          <w:color w:val="000000"/>
+          <w:sz w:val="21"/>
+        </w:rPr>
+        <w:t xml:space="preserve">norm_C = np.max(np.abs(x_10 - x_11))</w:t>
+      </w:r>
       <w:r/>
+    </w:p>
+    <w:p>
+      <w:pPr>
+        <w:pBdr>
+          <w:top w:val="none" w:color="000000" w:sz="4" w:space="0"/>
+          <w:left w:val="none" w:color="000000" w:sz="4" w:space="0"/>
+          <w:bottom w:val="none" w:color="000000" w:sz="4" w:space="0"/>
+          <w:right w:val="none" w:color="000000" w:sz="4" w:space="0"/>
+        </w:pBdr>
+        <w:shd w:val="clear" w:color="ffffff" w:fill="ffffff"/>
+        <w:spacing w:line="285" w:lineRule="atLeast"/>
+        <w:ind w:right="0" w:hanging="425" w:left="1134"/>
+        <w:rPr/>
+      </w:pPr>
+      <w:r>
+        <w:rPr>
+          <w:rFonts w:ascii="Consolas" w:hAnsi="Consolas" w:eastAsia="Consolas" w:cs="Consolas"/>
+          <w:color w:val="000000"/>
+          <w:sz w:val="21"/>
+        </w:rPr>
+        <w:t xml:space="preserve">error_C = (alphaC / (</w:t>
+      </w:r>
+      <w:r>
+        <w:rPr>
+          <w:rFonts w:ascii="Consolas" w:hAnsi="Consolas" w:eastAsia="Consolas" w:cs="Consolas"/>
+          <w:color w:val="098658"/>
+          <w:sz w:val="21"/>
+        </w:rPr>
+        <w:t xml:space="preserve">1</w:t>
+      </w:r>
+      <w:r>
+        <w:rPr>
+          <w:rFonts w:ascii="Consolas" w:hAnsi="Consolas" w:eastAsia="Consolas" w:cs="Consolas"/>
+          <w:color w:val="000000"/>
+          <w:sz w:val="21"/>
+        </w:rPr>
+        <w:t xml:space="preserve"> - alphaC)) * norm_C</w:t>
+      </w:r>
+      <w:r/>
+    </w:p>
+    <w:p>
+      <w:pPr>
+        <w:pBdr>
+          <w:top w:val="none" w:color="000000" w:sz="4" w:space="0"/>
+          <w:left w:val="none" w:color="000000" w:sz="4" w:space="0"/>
+          <w:bottom w:val="none" w:color="000000" w:sz="4" w:space="0"/>
+          <w:right w:val="none" w:color="000000" w:sz="4" w:space="0"/>
+        </w:pBdr>
+        <w:shd w:val="clear" w:color="ffffff" w:fill="ffffff"/>
+        <w:spacing w:line="285" w:lineRule="atLeast"/>
+        <w:ind w:right="0" w:hanging="425" w:left="1134"/>
+        <w:rPr/>
+      </w:pPr>
+      <w:r>
+        <w:rPr>
+          <w:rFonts w:ascii="Consolas" w:hAnsi="Consolas" w:eastAsia="Consolas" w:cs="Consolas"/>
+          <w:color w:val="000000"/>
+          <w:sz w:val="21"/>
+        </w:rPr>
+        <w:t xml:space="preserve">print(</w:t>
+      </w:r>
+      <w:r>
+        <w:rPr>
+          <w:rFonts w:ascii="Consolas" w:hAnsi="Consolas" w:eastAsia="Consolas" w:cs="Consolas"/>
+          <w:color w:val="0000ff"/>
+          <w:sz w:val="21"/>
+        </w:rPr>
+        <w:t xml:space="preserve">f</w:t>
+      </w:r>
+      <w:r>
+        <w:rPr>
+          <w:rFonts w:ascii="Consolas" w:hAnsi="Consolas" w:eastAsia="Consolas" w:cs="Consolas"/>
+          <w:color w:val="a31515"/>
+          <w:sz w:val="21"/>
+        </w:rPr>
+        <w:t xml:space="preserve">"Апостериорная оценка в C (</w:t>
+      </w:r>
+      <w:r>
+        <w:rPr>
+          <w:rFonts w:ascii="Consolas" w:hAnsi="Consolas" w:eastAsia="Consolas" w:cs="Consolas"/>
+          <w:color w:val="000000"/>
+          <w:sz w:val="21"/>
+        </w:rPr>
+        <w:t xml:space="preserve">{n_itersC}</w:t>
+      </w:r>
+      <w:r>
+        <w:rPr>
+          <w:rFonts w:ascii="Consolas" w:hAnsi="Consolas" w:eastAsia="Consolas" w:cs="Consolas"/>
+          <w:color w:val="a31515"/>
+          <w:sz w:val="21"/>
+        </w:rPr>
+        <w:t xml:space="preserve"> итераций):  </w:t>
+      </w:r>
+      <w:r>
+        <w:rPr>
+          <w:rFonts w:ascii="Consolas" w:hAnsi="Consolas" w:eastAsia="Consolas" w:cs="Consolas"/>
+          <w:color w:val="000000"/>
+          <w:sz w:val="21"/>
+        </w:rPr>
+        <w:t xml:space="preserve">{error_C</w:t>
+      </w:r>
+      <w:r>
+        <w:rPr>
+          <w:rFonts w:ascii="Consolas" w:hAnsi="Consolas" w:eastAsia="Consolas" w:cs="Consolas"/>
+          <w:color w:val="0000ff"/>
+          <w:sz w:val="21"/>
+        </w:rPr>
+        <w:t xml:space="preserve">:.1e</w:t>
+      </w:r>
+      <w:r>
+        <w:rPr>
+          <w:rFonts w:ascii="Consolas" w:hAnsi="Consolas" w:eastAsia="Consolas" w:cs="Consolas"/>
+          <w:color w:val="000000"/>
+          <w:sz w:val="21"/>
+        </w:rPr>
+        <w:t xml:space="preserve">}</w:t>
+      </w:r>
+      <w:r>
+        <w:rPr>
+          <w:rFonts w:ascii="Consolas" w:hAnsi="Consolas" w:eastAsia="Consolas" w:cs="Consolas"/>
+          <w:color w:val="a31515"/>
+          <w:sz w:val="21"/>
+        </w:rPr>
+        <w:t xml:space="preserve">"</w:t>
+      </w:r>
+      <w:r>
+        <w:rPr>
+          <w:rFonts w:ascii="Consolas" w:hAnsi="Consolas" w:eastAsia="Consolas" w:cs="Consolas"/>
+          <w:color w:val="000000"/>
+          <w:sz w:val="21"/>
+        </w:rPr>
+        <w:t xml:space="preserve">)</w:t>
+      </w:r>
+      <w:r/>
+    </w:p>
+    <w:p>
+      <w:pPr>
+        <w:pBdr>
+          <w:top w:val="none" w:color="000000" w:sz="4" w:space="0"/>
+          <w:left w:val="none" w:color="000000" w:sz="4" w:space="0"/>
+          <w:bottom w:val="none" w:color="000000" w:sz="4" w:space="0"/>
+          <w:right w:val="none" w:color="000000" w:sz="4" w:space="0"/>
+        </w:pBdr>
+        <w:shd w:val="clear" w:color="ffffff" w:fill="ffffff"/>
+        <w:spacing w:line="285" w:lineRule="atLeast"/>
+        <w:ind w:right="0" w:hanging="425" w:left="1134"/>
+        <w:rPr/>
+      </w:pPr>
+      <w:r>
+        <w:rPr>
+          <w:rFonts w:ascii="Consolas" w:hAnsi="Consolas" w:eastAsia="Consolas" w:cs="Consolas"/>
+          <w:sz w:val="21"/>
+        </w:rPr>
+      </w:r>
+      <w:r/>
+    </w:p>
+    <w:p>
+      <w:pPr>
+        <w:pBdr>
+          <w:top w:val="none" w:color="000000" w:sz="4" w:space="0"/>
+          <w:left w:val="none" w:color="000000" w:sz="4" w:space="0"/>
+          <w:bottom w:val="none" w:color="000000" w:sz="4" w:space="0"/>
+          <w:right w:val="none" w:color="000000" w:sz="4" w:space="0"/>
+        </w:pBdr>
+        <w:shd w:val="clear" w:color="ffffff" w:fill="ffffff"/>
+        <w:spacing w:line="285" w:lineRule="atLeast"/>
+        <w:ind w:right="0" w:hanging="425" w:left="1134"/>
+        <w:rPr/>
+      </w:pPr>
+      <w:r>
+        <w:rPr>
+          <w:rFonts w:ascii="Consolas" w:hAnsi="Consolas" w:eastAsia="Consolas" w:cs="Consolas"/>
+          <w:color w:val="0000ff"/>
+          <w:sz w:val="21"/>
+        </w:rPr>
+        <w:t xml:space="preserve">def</w:t>
+      </w:r>
+      <w:r>
+        <w:rPr>
+          <w:rFonts w:ascii="Consolas" w:hAnsi="Consolas" w:eastAsia="Consolas" w:cs="Consolas"/>
+          <w:color w:val="000000"/>
+          <w:sz w:val="21"/>
+        </w:rPr>
+        <w:t xml:space="preserve"> diff_squared(t):</w:t>
+      </w:r>
+      <w:r/>
+    </w:p>
+    <w:p>
+      <w:pPr>
+        <w:pBdr>
+          <w:top w:val="none" w:color="000000" w:sz="4" w:space="0"/>
+          <w:left w:val="none" w:color="000000" w:sz="4" w:space="0"/>
+          <w:bottom w:val="none" w:color="000000" w:sz="4" w:space="0"/>
+          <w:right w:val="none" w:color="000000" w:sz="4" w:space="0"/>
+        </w:pBdr>
+        <w:shd w:val="clear" w:color="ffffff" w:fill="ffffff"/>
+        <w:spacing w:line="285" w:lineRule="atLeast"/>
+        <w:ind w:right="0" w:hanging="425" w:left="1134"/>
+        <w:rPr/>
+      </w:pPr>
+      <w:r>
+        <w:rPr>
+          <w:rFonts w:ascii="Consolas" w:hAnsi="Consolas" w:eastAsia="Consolas" w:cs="Consolas"/>
+          <w:color w:val="000000"/>
+          <w:sz w:val="21"/>
+        </w:rPr>
+        <w:t xml:space="preserve">    </w:t>
+      </w:r>
+      <w:r>
+        <w:rPr>
+          <w:rFonts w:ascii="Consolas" w:hAnsi="Consolas" w:eastAsia="Consolas" w:cs="Consolas"/>
+          <w:color w:val="0000ff"/>
+          <w:sz w:val="21"/>
+        </w:rPr>
+        <w:t xml:space="preserve">return</w:t>
+      </w:r>
+      <w:r>
+        <w:rPr>
+          <w:rFonts w:ascii="Consolas" w:hAnsi="Consolas" w:eastAsia="Consolas" w:cs="Consolas"/>
+          <w:color w:val="000000"/>
+          <w:sz w:val="21"/>
+        </w:rPr>
+        <w:t xml:space="preserve"> np.interp(t, t_vals, (x_5 - x_6)**</w:t>
+      </w:r>
+      <w:r>
+        <w:rPr>
+          <w:rFonts w:ascii="Consolas" w:hAnsi="Consolas" w:eastAsia="Consolas" w:cs="Consolas"/>
+          <w:color w:val="098658"/>
+          <w:sz w:val="21"/>
+        </w:rPr>
+        <w:t xml:space="preserve">2</w:t>
+      </w:r>
+      <w:r>
+        <w:rPr>
+          <w:rFonts w:ascii="Consolas" w:hAnsi="Consolas" w:eastAsia="Consolas" w:cs="Consolas"/>
+          <w:color w:val="000000"/>
+          <w:sz w:val="21"/>
+        </w:rPr>
+        <w:t xml:space="preserve">)</w:t>
+      </w:r>
+      <w:r/>
+    </w:p>
+    <w:p>
+      <w:pPr>
+        <w:pBdr>
+          <w:top w:val="none" w:color="000000" w:sz="4" w:space="0"/>
+          <w:left w:val="none" w:color="000000" w:sz="4" w:space="0"/>
+          <w:bottom w:val="none" w:color="000000" w:sz="4" w:space="0"/>
+          <w:right w:val="none" w:color="000000" w:sz="4" w:space="0"/>
+        </w:pBdr>
+        <w:shd w:val="clear" w:color="ffffff" w:fill="ffffff"/>
+        <w:spacing w:line="285" w:lineRule="atLeast"/>
+        <w:ind w:right="0" w:hanging="425" w:left="1134"/>
+        <w:rPr/>
+      </w:pPr>
+      <w:r>
+        <w:rPr>
+          <w:rFonts w:ascii="Consolas" w:hAnsi="Consolas" w:eastAsia="Consolas" w:cs="Consolas"/>
+          <w:color w:val="000000"/>
+          <w:sz w:val="21"/>
+        </w:rPr>
+        <w:t xml:space="preserve">norm_L2 = np.sqrt(calculate_integral(</w:t>
+      </w:r>
+      <w:r>
+        <w:rPr>
+          <w:rFonts w:ascii="Consolas" w:hAnsi="Consolas" w:eastAsia="Consolas" w:cs="Consolas"/>
+          <w:color w:val="098658"/>
+          <w:sz w:val="21"/>
+        </w:rPr>
+        <w:t xml:space="preserve">-1</w:t>
+      </w:r>
+      <w:r>
+        <w:rPr>
+          <w:rFonts w:ascii="Consolas" w:hAnsi="Consolas" w:eastAsia="Consolas" w:cs="Consolas"/>
+          <w:color w:val="000000"/>
+          <w:sz w:val="21"/>
+        </w:rPr>
+        <w:t xml:space="preserve">, </w:t>
+      </w:r>
+      <w:r>
+        <w:rPr>
+          <w:rFonts w:ascii="Consolas" w:hAnsi="Consolas" w:eastAsia="Consolas" w:cs="Consolas"/>
+          <w:color w:val="098658"/>
+          <w:sz w:val="21"/>
+        </w:rPr>
+        <w:t xml:space="preserve">1</w:t>
+      </w:r>
+      <w:r>
+        <w:rPr>
+          <w:rFonts w:ascii="Consolas" w:hAnsi="Consolas" w:eastAsia="Consolas" w:cs="Consolas"/>
+          <w:color w:val="000000"/>
+          <w:sz w:val="21"/>
+        </w:rPr>
+        <w:t xml:space="preserve">, diff_squared, step=step))</w:t>
+      </w:r>
+      <w:r/>
+    </w:p>
+    <w:p>
+      <w:pPr>
+        <w:pBdr>
+          <w:top w:val="none" w:color="000000" w:sz="4" w:space="0"/>
+          <w:left w:val="none" w:color="000000" w:sz="4" w:space="0"/>
+          <w:bottom w:val="none" w:color="000000" w:sz="4" w:space="0"/>
+          <w:right w:val="none" w:color="000000" w:sz="4" w:space="0"/>
+        </w:pBdr>
+        <w:shd w:val="clear" w:color="ffffff" w:fill="ffffff"/>
+        <w:spacing w:line="285" w:lineRule="atLeast"/>
+        <w:ind w:right="0" w:hanging="425" w:left="1134"/>
+        <w:rPr/>
+      </w:pPr>
+      <w:r>
+        <w:rPr>
+          <w:rFonts w:ascii="Consolas" w:hAnsi="Consolas" w:eastAsia="Consolas" w:cs="Consolas"/>
+          <w:color w:val="000000"/>
+          <w:sz w:val="21"/>
+        </w:rPr>
+        <w:t xml:space="preserve">error_L2 = (alphaL2 / (</w:t>
+      </w:r>
+      <w:r>
+        <w:rPr>
+          <w:rFonts w:ascii="Consolas" w:hAnsi="Consolas" w:eastAsia="Consolas" w:cs="Consolas"/>
+          <w:color w:val="098658"/>
+          <w:sz w:val="21"/>
+        </w:rPr>
+        <w:t xml:space="preserve">1</w:t>
+      </w:r>
+      <w:r>
+        <w:rPr>
+          <w:rFonts w:ascii="Consolas" w:hAnsi="Consolas" w:eastAsia="Consolas" w:cs="Consolas"/>
+          <w:color w:val="000000"/>
+          <w:sz w:val="21"/>
+        </w:rPr>
+        <w:t xml:space="preserve"> - alphaL2)) * norm_L2</w:t>
+      </w:r>
+      <w:r/>
+    </w:p>
+    <w:p>
+      <w:pPr>
+        <w:pBdr>
+          <w:top w:val="none" w:color="000000" w:sz="4" w:space="0"/>
+          <w:left w:val="none" w:color="000000" w:sz="4" w:space="0"/>
+          <w:bottom w:val="none" w:color="000000" w:sz="4" w:space="0"/>
+          <w:right w:val="none" w:color="000000" w:sz="4" w:space="0"/>
+        </w:pBdr>
+        <w:shd w:val="clear" w:color="ffffff" w:fill="ffffff"/>
+        <w:spacing w:line="285" w:lineRule="atLeast"/>
+        <w:ind w:right="0" w:hanging="425" w:left="1134"/>
+        <w:rPr/>
+      </w:pPr>
+      <w:r>
+        <w:rPr>
+          <w:rFonts w:ascii="Consolas" w:hAnsi="Consolas" w:eastAsia="Consolas" w:cs="Consolas"/>
+          <w:color w:val="000000"/>
+          <w:sz w:val="21"/>
+        </w:rPr>
+        <w:t xml:space="preserve">print(</w:t>
+      </w:r>
+      <w:r>
+        <w:rPr>
+          <w:rFonts w:ascii="Consolas" w:hAnsi="Consolas" w:eastAsia="Consolas" w:cs="Consolas"/>
+          <w:color w:val="0000ff"/>
+          <w:sz w:val="21"/>
+        </w:rPr>
+        <w:t xml:space="preserve">f</w:t>
+      </w:r>
+      <w:r>
+        <w:rPr>
+          <w:rFonts w:ascii="Consolas" w:hAnsi="Consolas" w:eastAsia="Consolas" w:cs="Consolas"/>
+          <w:color w:val="a31515"/>
+          <w:sz w:val="21"/>
+        </w:rPr>
+        <w:t xml:space="preserve">"Апостериорная оценка в L2 (</w:t>
+      </w:r>
+      <w:r>
+        <w:rPr>
+          <w:rFonts w:ascii="Consolas" w:hAnsi="Consolas" w:eastAsia="Consolas" w:cs="Consolas"/>
+          <w:color w:val="000000"/>
+          <w:sz w:val="21"/>
+        </w:rPr>
+        <w:t xml:space="preserve">{n_itersL2}</w:t>
+      </w:r>
+      <w:r>
+        <w:rPr>
+          <w:rFonts w:ascii="Consolas" w:hAnsi="Consolas" w:eastAsia="Consolas" w:cs="Consolas"/>
+          <w:color w:val="a31515"/>
+          <w:sz w:val="21"/>
+        </w:rPr>
+        <w:t xml:space="preserve"> итераций): </w:t>
+      </w:r>
+      <w:r>
+        <w:rPr>
+          <w:rFonts w:ascii="Consolas" w:hAnsi="Consolas" w:eastAsia="Consolas" w:cs="Consolas"/>
+          <w:color w:val="000000"/>
+          <w:sz w:val="21"/>
+        </w:rPr>
+        <w:t xml:space="preserve">{error_L2</w:t>
+      </w:r>
+      <w:r>
+        <w:rPr>
+          <w:rFonts w:ascii="Consolas" w:hAnsi="Consolas" w:eastAsia="Consolas" w:cs="Consolas"/>
+          <w:color w:val="0000ff"/>
+          <w:sz w:val="21"/>
+        </w:rPr>
+        <w:t xml:space="preserve">:.1e</w:t>
+      </w:r>
+      <w:r>
+        <w:rPr>
+          <w:rFonts w:ascii="Consolas" w:hAnsi="Consolas" w:eastAsia="Consolas" w:cs="Consolas"/>
+          <w:color w:val="000000"/>
+          <w:sz w:val="21"/>
+        </w:rPr>
+        <w:t xml:space="preserve">}</w:t>
+      </w:r>
+      <w:r>
+        <w:rPr>
+          <w:rFonts w:ascii="Consolas" w:hAnsi="Consolas" w:eastAsia="Consolas" w:cs="Consolas"/>
+          <w:color w:val="a31515"/>
+          <w:sz w:val="21"/>
+        </w:rPr>
+        <w:t xml:space="preserve">"</w:t>
+      </w:r>
+      <w:r>
+        <w:rPr>
+          <w:rFonts w:ascii="Consolas" w:hAnsi="Consolas" w:eastAsia="Consolas" w:cs="Consolas"/>
+          <w:color w:val="000000"/>
+          <w:sz w:val="21"/>
+        </w:rPr>
+        <w:t xml:space="preserve">)</w:t>
+      </w:r>
+      <w:r/>
+    </w:p>
+    <w:p>
+      <w:pPr>
+        <w:pBdr>
+          <w:top w:val="none" w:color="000000" w:sz="4" w:space="0"/>
+          <w:left w:val="none" w:color="000000" w:sz="4" w:space="0"/>
+          <w:bottom w:val="none" w:color="000000" w:sz="4" w:space="0"/>
+          <w:right w:val="none" w:color="000000" w:sz="4" w:space="0"/>
+        </w:pBdr>
+        <w:shd w:val="clear" w:color="ffffff" w:fill="ffffff"/>
+        <w:spacing w:line="285" w:lineRule="atLeast"/>
+        <w:ind w:right="0" w:hanging="425" w:left="1134"/>
+        <w:rPr>
+          <w:rFonts w:ascii="Consolas" w:hAnsi="Consolas" w:eastAsia="Consolas" w:cs="Consolas"/>
+          <w:sz w:val="21"/>
+          <w:szCs w:val="21"/>
+        </w:rPr>
+      </w:pPr>
+      <w:r>
+        <w:rPr>
+          <w:rFonts w:ascii="Consolas" w:hAnsi="Consolas" w:eastAsia="Consolas" w:cs="Consolas"/>
+          <w:color w:val="000000"/>
+          <w:sz w:val="21"/>
+          <w:highlight w:val="none"/>
+        </w:rPr>
+      </w:r>
+      <w:r>
+        <w:rPr>
+          <w:rFonts w:ascii="Consolas" w:hAnsi="Consolas" w:eastAsia="Consolas" w:cs="Consolas"/>
+          <w:color w:val="000000"/>
+          <w:sz w:val="21"/>
+          <w:highlight w:val="none"/>
+        </w:rPr>
+      </w:r>
+      <w:r>
+        <w:rPr>
+          <w:rFonts w:ascii="Consolas" w:hAnsi="Consolas" w:eastAsia="Consolas" w:cs="Consolas"/>
+          <w:color w:val="000000"/>
+          <w:sz w:val="21"/>
+          <w:highlight w:val="none"/>
+        </w:rPr>
+      </w:r>
     </w:p>
     <w:p>
       <w:pPr>
@@ -8637,15 +9872,6 @@
           <w:color w:val="000000"/>
           <w:sz w:val="21"/>
         </w:rPr>
-        <w:t xml:space="preserve">step = </w:t>
-      </w:r>
-      <w:r>
-        <w:rPr>
-          <w:rFonts w:ascii="Consolas" w:hAnsi="Consolas" w:eastAsia="Consolas" w:cs="Consolas"/>
-          <w:color w:val="098658"/>
-          <w:sz w:val="21"/>
-        </w:rPr>
-        <w:t xml:space="preserve">0.05</w:t>
       </w:r>
       <w:r/>
     </w:p>
@@ -8660,15 +9886,31 @@
         <w:shd w:val="clear" w:color="ffffff" w:fill="ffffff"/>
         <w:spacing w:line="285" w:lineRule="atLeast"/>
         <w:ind w:right="0" w:firstLine="709" w:left="0"/>
-        <w:rPr/>
-      </w:pPr>
-      <w:r>
         <w:rPr>
           <w:rFonts w:ascii="Consolas" w:hAnsi="Consolas" w:eastAsia="Consolas" w:cs="Consolas"/>
           <w:sz w:val="21"/>
-        </w:rPr>
-      </w:r>
-      <w:r/>
+          <w:szCs w:val="21"/>
+        </w:rPr>
+      </w:pPr>
+      <w:r>
+        <w:rPr>
+          <w:rFonts w:ascii="Consolas" w:hAnsi="Consolas" w:eastAsia="Consolas" w:cs="Consolas"/>
+          <w:sz w:val="21"/>
+        </w:rPr>
+      </w:r>
+      <w:r>
+        <w:rPr>
+          <w:rFonts w:ascii="Consolas" w:hAnsi="Consolas" w:eastAsia="Consolas" w:cs="Consolas"/>
+          <w:sz w:val="21"/>
+        </w:rPr>
+      </w:r>
+      <w:r>
+        <w:rPr>
+          <w:rFonts w:ascii="Consolas" w:hAnsi="Consolas" w:eastAsia="Consolas" w:cs="Consolas"/>
+          <w:sz w:val="21"/>
+          <w:szCs w:val="21"/>
+        </w:rPr>
+      </w:r>
     </w:p>
     <w:p>
       <w:pPr>
@@ -8681,33 +9923,85 @@
         <w:shd w:val="clear" w:color="ffffff" w:fill="ffffff"/>
         <w:spacing w:line="285" w:lineRule="atLeast"/>
         <w:ind w:right="0" w:firstLine="709" w:left="0"/>
-        <w:rPr/>
-      </w:pPr>
-      <w:r>
-        <w:rPr>
-          <w:rFonts w:ascii="Consolas" w:hAnsi="Consolas" w:eastAsia="Consolas" w:cs="Consolas"/>
+        <w:rPr>
+          <w:rFonts w:ascii="Times New Roman" w:hAnsi="Times New Roman" w:eastAsia="Times New Roman" w:cs="Times New Roman"/>
           <w:color w:val="000000"/>
-          <w:sz w:val="21"/>
-        </w:rPr>
-        <w:t xml:space="preserve">t_vals, x_6, x_5 = solve(iterations=</w:t>
-      </w:r>
-      <w:r>
-        <w:rPr>
-          <w:rFonts w:ascii="Consolas" w:hAnsi="Consolas" w:eastAsia="Consolas" w:cs="Consolas"/>
-          <w:color w:val="098658"/>
-          <w:sz w:val="21"/>
-        </w:rPr>
-        <w:t xml:space="preserve">6</w:t>
-      </w:r>
-      <w:r>
-        <w:rPr>
-          <w:rFonts w:ascii="Consolas" w:hAnsi="Consolas" w:eastAsia="Consolas" w:cs="Consolas"/>
+          <w:sz w:val="28"/>
+          <w:szCs w:val="28"/>
+          <w:highlight w:val="none"/>
+          <w:lang w:val="ru-RU"/>
+        </w:rPr>
+      </w:pPr>
+      <w:r>
+        <w:rPr>
+          <w:rFonts w:ascii="Times New Roman" w:hAnsi="Times New Roman" w:eastAsia="Times New Roman" w:cs="Times New Roman"/>
           <w:color w:val="000000"/>
-          <w:sz w:val="21"/>
-        </w:rPr>
-        <w:t xml:space="preserve">, step=step)</w:t>
-      </w:r>
-      <w:r/>
+          <w:sz w:val="28"/>
+          <w:szCs w:val="28"/>
+          <w:lang w:val="ru-RU"/>
+        </w:rPr>
+        <w:t xml:space="preserve">Вывод программы:</w:t>
+      </w:r>
+      <w:r>
+        <w:rPr>
+          <w:rFonts w:ascii="Times New Roman" w:hAnsi="Times New Roman" w:eastAsia="Times New Roman" w:cs="Times New Roman"/>
+          <w:color w:val="000000"/>
+          <w:sz w:val="28"/>
+          <w:szCs w:val="28"/>
+          <w:highlight w:val="none"/>
+          <w:lang w:val="ru-RU"/>
+        </w:rPr>
+      </w:r>
+      <w:r>
+        <w:rPr>
+          <w:rFonts w:ascii="Times New Roman" w:hAnsi="Times New Roman" w:eastAsia="Times New Roman" w:cs="Times New Roman"/>
+          <w:color w:val="000000"/>
+          <w:sz w:val="28"/>
+          <w:szCs w:val="28"/>
+          <w:highlight w:val="none"/>
+          <w:lang w:val="ru-RU"/>
+        </w:rPr>
+      </w:r>
+    </w:p>
+    <w:p>
+      <w:pPr>
+        <w:pBdr>
+          <w:top w:val="none" w:color="000000" w:sz="4" w:space="0"/>
+          <w:left w:val="none" w:color="000000" w:sz="4" w:space="0"/>
+          <w:bottom w:val="none" w:color="000000" w:sz="4" w:space="0"/>
+          <w:right w:val="none" w:color="000000" w:sz="4" w:space="0"/>
+        </w:pBdr>
+        <w:spacing/>
+        <w:ind w:right="0" w:firstLine="709" w:left="0"/>
+        <w:rPr>
+          <w:rFonts w:ascii="Times New Roman" w:hAnsi="Times New Roman" w:cs="Times New Roman"/>
+          <w:sz w:val="28"/>
+          <w:szCs w:val="28"/>
+        </w:rPr>
+      </w:pPr>
+      <w:r>
+        <w:rPr>
+          <w:rFonts w:ascii="Times New Roman" w:hAnsi="Times New Roman" w:eastAsia="Times New Roman" w:cs="Times New Roman"/>
+          <w:color w:val="000000"/>
+          <w:sz w:val="28"/>
+          <w:szCs w:val="28"/>
+        </w:rPr>
+        <w:t xml:space="preserve">alphaC  = 0.5000</w:t>
+      </w:r>
+      <w:r>
+        <w:rPr>
+          <w:rFonts w:ascii="Times New Roman" w:hAnsi="Times New Roman" w:eastAsia="Times New Roman" w:cs="Times New Roman"/>
+          <w:sz w:val="28"/>
+          <w:szCs w:val="28"/>
+        </w:rPr>
+      </w:r>
+      <w:r>
+        <w:rPr>
+          <w:rFonts w:ascii="Times New Roman" w:hAnsi="Times New Roman" w:cs="Times New Roman"/>
+          <w:sz w:val="28"/>
+          <w:szCs w:val="28"/>
+        </w:rPr>
+      </w:r>
     </w:p>
     <w:p>
       <w:pPr>
@@ -8720,33 +10014,82 @@
         <w:shd w:val="clear" w:color="ffffff" w:fill="ffffff"/>
         <w:spacing w:line="285" w:lineRule="atLeast"/>
         <w:ind w:right="0" w:firstLine="709" w:left="0"/>
-        <w:rPr/>
-      </w:pPr>
-      <w:r>
-        <w:rPr>
-          <w:rFonts w:ascii="Consolas" w:hAnsi="Consolas" w:eastAsia="Consolas" w:cs="Consolas"/>
+        <w:rPr>
+          <w:rFonts w:ascii="Times New Roman" w:hAnsi="Times New Roman" w:cs="Times New Roman"/>
           <w:color w:val="000000"/>
-          <w:sz w:val="21"/>
-        </w:rPr>
-        <w:t xml:space="preserve">_, x_11, x_10 = solve(iterations=</w:t>
-      </w:r>
-      <w:r>
-        <w:rPr>
-          <w:rFonts w:ascii="Consolas" w:hAnsi="Consolas" w:eastAsia="Consolas" w:cs="Consolas"/>
-          <w:color w:val="098658"/>
-          <w:sz w:val="21"/>
-        </w:rPr>
-        <w:t xml:space="preserve">11</w:t>
-      </w:r>
-      <w:r>
-        <w:rPr>
-          <w:rFonts w:ascii="Consolas" w:hAnsi="Consolas" w:eastAsia="Consolas" w:cs="Consolas"/>
+          <w:sz w:val="28"/>
+          <w:szCs w:val="28"/>
+          <w:highlight w:val="none"/>
+        </w:rPr>
+      </w:pPr>
+      <w:r>
+        <w:rPr>
+          <w:rFonts w:ascii="Times New Roman" w:hAnsi="Times New Roman" w:eastAsia="Times New Roman" w:cs="Times New Roman"/>
           <w:color w:val="000000"/>
-          <w:sz w:val="21"/>
-        </w:rPr>
-        <w:t xml:space="preserve">, step=step)</w:t>
-      </w:r>
-      <w:r/>
+          <w:sz w:val="28"/>
+          <w:szCs w:val="28"/>
+        </w:rPr>
+        <w:t xml:space="preserve">alphaL2 = 0.2789</w:t>
+      </w:r>
+      <w:r>
+        <w:rPr>
+          <w:rFonts w:ascii="Times New Roman" w:hAnsi="Times New Roman" w:eastAsia="Times New Roman" w:cs="Times New Roman"/>
+          <w:color w:val="000000"/>
+          <w:sz w:val="28"/>
+          <w:szCs w:val="28"/>
+          <w:highlight w:val="none"/>
+          <w:lang w:val="ru-RU"/>
+        </w:rPr>
+      </w:r>
+      <w:r>
+        <w:rPr>
+          <w:rFonts w:ascii="Times New Roman" w:hAnsi="Times New Roman" w:cs="Times New Roman"/>
+          <w:color w:val="000000"/>
+          <w:sz w:val="28"/>
+          <w:szCs w:val="28"/>
+          <w:highlight w:val="none"/>
+        </w:rPr>
+      </w:r>
+    </w:p>
+    <w:p>
+      <w:pPr>
+        <w:pBdr>
+          <w:top w:val="none" w:color="000000" w:sz="4" w:space="0"/>
+          <w:left w:val="none" w:color="000000" w:sz="4" w:space="0"/>
+          <w:bottom w:val="none" w:color="000000" w:sz="4" w:space="0"/>
+          <w:right w:val="none" w:color="000000" w:sz="4" w:space="0"/>
+        </w:pBdr>
+        <w:spacing/>
+        <w:ind w:right="0" w:firstLine="709" w:left="0"/>
+        <w:rPr>
+          <w:rFonts w:ascii="Times New Roman" w:hAnsi="Times New Roman" w:cs="Times New Roman"/>
+          <w:sz w:val="28"/>
+          <w:szCs w:val="28"/>
+        </w:rPr>
+      </w:pPr>
+      <w:r>
+        <w:rPr>
+          <w:rFonts w:ascii="Times New Roman" w:hAnsi="Times New Roman" w:eastAsia="Times New Roman" w:cs="Times New Roman"/>
+          <w:color w:val="000000"/>
+          <w:sz w:val="28"/>
+          <w:szCs w:val="28"/>
+        </w:rPr>
+        <w:t xml:space="preserve">Апостериорная оценка в C (11 итераций):  5.0e-08</w:t>
+      </w:r>
+      <w:r>
+        <w:rPr>
+          <w:rFonts w:ascii="Times New Roman" w:hAnsi="Times New Roman" w:eastAsia="Times New Roman" w:cs="Times New Roman"/>
+          <w:sz w:val="28"/>
+          <w:szCs w:val="28"/>
+        </w:rPr>
+      </w:r>
+      <w:r>
+        <w:rPr>
+          <w:rFonts w:ascii="Times New Roman" w:hAnsi="Times New Roman" w:cs="Times New Roman"/>
+          <w:sz w:val="28"/>
+          <w:szCs w:val="28"/>
+        </w:rPr>
+      </w:r>
     </w:p>
     <w:p>
       <w:pPr>
@@ -8760,116 +10103,6 @@
         <w:spacing w:line="285" w:lineRule="atLeast"/>
         <w:ind w:right="0" w:firstLine="709" w:left="0"/>
         <w:rPr>
-          <w:rFonts w:ascii="Consolas" w:hAnsi="Consolas" w:eastAsia="Consolas" w:cs="Consolas"/>
-          <w:sz w:val="21"/>
-          <w:szCs w:val="21"/>
-        </w:rPr>
-      </w:pPr>
-      <w:r>
-        <w:rPr>
-          <w:rFonts w:ascii="Consolas" w:hAnsi="Consolas" w:eastAsia="Consolas" w:cs="Consolas"/>
-          <w:sz w:val="21"/>
-        </w:rPr>
-      </w:r>
-      <w:r>
-        <w:rPr>
-          <w:rFonts w:ascii="Consolas" w:hAnsi="Consolas" w:eastAsia="Consolas" w:cs="Consolas"/>
-          <w:sz w:val="21"/>
-        </w:rPr>
-      </w:r>
-      <w:r>
-        <w:rPr>
-          <w:rFonts w:ascii="Consolas" w:hAnsi="Consolas" w:eastAsia="Consolas" w:cs="Consolas"/>
-          <w:sz w:val="21"/>
-        </w:rPr>
-      </w:r>
-    </w:p>
-    <w:p>
-      <w:pPr>
-        <w:pBdr>
-          <w:top w:val="none" w:color="000000" w:sz="4" w:space="0"/>
-          <w:left w:val="none" w:color="000000" w:sz="4" w:space="0"/>
-          <w:bottom w:val="none" w:color="000000" w:sz="4" w:space="0"/>
-          <w:right w:val="none" w:color="000000" w:sz="4" w:space="0"/>
-        </w:pBdr>
-        <w:shd w:val="clear" w:color="ffffff" w:fill="ffffff"/>
-        <w:spacing w:line="285" w:lineRule="atLeast"/>
-        <w:ind w:right="0" w:firstLine="709" w:left="0"/>
-        <w:rPr>
-          <w:rFonts w:ascii="Times New Roman" w:hAnsi="Times New Roman" w:eastAsia="Times New Roman" w:cs="Times New Roman"/>
-          <w:color w:val="000000"/>
-          <w:sz w:val="28"/>
-          <w:szCs w:val="28"/>
-          <w:highlight w:val="none"/>
-          <w:lang w:val="ru-RU"/>
-        </w:rPr>
-      </w:pPr>
-      <w:r>
-        <w:rPr>
-          <w:rFonts w:ascii="Times New Roman" w:hAnsi="Times New Roman" w:eastAsia="Times New Roman" w:cs="Times New Roman"/>
-          <w:color w:val="000000"/>
-          <w:sz w:val="28"/>
-          <w:szCs w:val="28"/>
-          <w:lang w:val="ru-RU"/>
-        </w:rPr>
-        <w:t xml:space="preserve">Вывод программы:</w:t>
-      </w:r>
-      <w:r>
-        <w:rPr>
-          <w:rFonts w:ascii="Times New Roman" w:hAnsi="Times New Roman" w:eastAsia="Times New Roman" w:cs="Times New Roman"/>
-          <w:color w:val="000000"/>
-          <w:sz w:val="28"/>
-          <w:szCs w:val="28"/>
-          <w:highlight w:val="none"/>
-          <w:lang w:val="ru-RU"/>
-        </w:rPr>
-      </w:r>
-    </w:p>
-    <w:p>
-      <w:pPr>
-        <w:pBdr>
-          <w:top w:val="none" w:color="000000" w:sz="4" w:space="0"/>
-          <w:left w:val="none" w:color="000000" w:sz="4" w:space="0"/>
-          <w:bottom w:val="none" w:color="000000" w:sz="4" w:space="0"/>
-          <w:right w:val="none" w:color="000000" w:sz="4" w:space="0"/>
-        </w:pBdr>
-        <w:spacing/>
-        <w:ind w:right="0" w:firstLine="709" w:left="0"/>
-        <w:rPr>
-          <w:rFonts w:ascii="Times New Roman" w:hAnsi="Times New Roman" w:cs="Times New Roman"/>
-          <w:sz w:val="28"/>
-          <w:szCs w:val="28"/>
-        </w:rPr>
-      </w:pPr>
-      <w:r>
-        <w:rPr>
-          <w:rFonts w:ascii="Times New Roman" w:hAnsi="Times New Roman" w:eastAsia="Times New Roman" w:cs="Times New Roman"/>
-          <w:color w:val="000000"/>
-          <w:sz w:val="28"/>
-          <w:szCs w:val="28"/>
-        </w:rPr>
-        <w:t xml:space="preserve">alphaC  = 0.5000</w:t>
-      </w:r>
-      <w:r>
-        <w:rPr>
-          <w:rFonts w:ascii="Times New Roman" w:hAnsi="Times New Roman" w:eastAsia="Times New Roman" w:cs="Times New Roman"/>
-          <w:sz w:val="28"/>
-          <w:szCs w:val="28"/>
-        </w:rPr>
-      </w:r>
-    </w:p>
-    <w:p>
-      <w:pPr>
-        <w:pBdr>
-          <w:top w:val="none" w:color="000000" w:sz="4" w:space="0"/>
-          <w:left w:val="none" w:color="000000" w:sz="4" w:space="0"/>
-          <w:bottom w:val="none" w:color="000000" w:sz="4" w:space="0"/>
-          <w:right w:val="none" w:color="000000" w:sz="4" w:space="0"/>
-        </w:pBdr>
-        <w:shd w:val="clear" w:color="ffffff" w:fill="ffffff"/>
-        <w:spacing w:line="285" w:lineRule="atLeast"/>
-        <w:ind w:right="0" w:firstLine="709" w:left="0"/>
-        <w:rPr>
           <w:rFonts w:ascii="Times New Roman" w:hAnsi="Times New Roman" w:cs="Times New Roman"/>
           <w:color w:val="000000"/>
           <w:sz w:val="28"/>
@@ -8884,53 +10117,7 @@
           <w:sz w:val="28"/>
           <w:szCs w:val="28"/>
         </w:rPr>
-        <w:t xml:space="preserve">alphaL2 = 0.2789</w:t>
-      </w:r>
-      <w:r>
-        <w:rPr>
-          <w:rFonts w:ascii="Times New Roman" w:hAnsi="Times New Roman" w:eastAsia="Times New Roman" w:cs="Times New Roman"/>
-          <w:color w:val="000000"/>
-          <w:sz w:val="28"/>
-          <w:szCs w:val="28"/>
-          <w:highlight w:val="none"/>
-          <w:lang w:val="ru-RU" w:bidi="ru-RU"/>
-        </w:rPr>
-      </w:r>
-      <w:r>
-        <w:rPr>
-          <w:rFonts w:ascii="Times New Roman" w:hAnsi="Times New Roman" w:eastAsia="Times New Roman" w:cs="Times New Roman"/>
-          <w:color w:val="000000"/>
-          <w:sz w:val="28"/>
-          <w:szCs w:val="28"/>
-          <w:highlight w:val="none"/>
-          <w:lang w:val="ru-RU"/>
-        </w:rPr>
-      </w:r>
-    </w:p>
-    <w:p>
-      <w:pPr>
-        <w:pBdr>
-          <w:top w:val="none" w:color="000000" w:sz="4" w:space="0"/>
-          <w:left w:val="none" w:color="000000" w:sz="4" w:space="0"/>
-          <w:bottom w:val="none" w:color="000000" w:sz="4" w:space="0"/>
-          <w:right w:val="none" w:color="000000" w:sz="4" w:space="0"/>
-        </w:pBdr>
-        <w:spacing/>
-        <w:ind w:right="0" w:firstLine="709" w:left="0"/>
-        <w:rPr>
-          <w:rFonts w:ascii="Times New Roman" w:hAnsi="Times New Roman" w:cs="Times New Roman"/>
-          <w:sz w:val="28"/>
-          <w:szCs w:val="28"/>
-        </w:rPr>
-      </w:pPr>
-      <w:r>
-        <w:rPr>
-          <w:rFonts w:ascii="Times New Roman" w:hAnsi="Times New Roman" w:eastAsia="Times New Roman" w:cs="Times New Roman"/>
-          <w:color w:val="000000"/>
-          <w:sz w:val="28"/>
-          <w:szCs w:val="28"/>
-        </w:rPr>
-        <w:t xml:space="preserve">Апостериорная оценка в C (11 итераций):  5.0e-08</w:t>
+        <w:t xml:space="preserve">Апостериорная оценка в L2 (6 итераций): 9.4e-05</w:t>
       </w:r>
       <w:r>
         <w:rPr>
@@ -8939,49 +10126,13 @@
           <w:szCs w:val="28"/>
         </w:rPr>
       </w:r>
-    </w:p>
-    <w:p>
-      <w:pPr>
-        <w:pBdr>
-          <w:top w:val="none" w:color="000000" w:sz="4" w:space="0"/>
-          <w:left w:val="none" w:color="000000" w:sz="4" w:space="0"/>
-          <w:bottom w:val="none" w:color="000000" w:sz="4" w:space="0"/>
-          <w:right w:val="none" w:color="000000" w:sz="4" w:space="0"/>
-        </w:pBdr>
-        <w:shd w:val="clear" w:color="ffffff" w:fill="ffffff"/>
-        <w:spacing w:line="285" w:lineRule="atLeast"/>
-        <w:ind w:right="0" w:firstLine="709" w:left="0"/>
+      <w:r>
         <w:rPr>
           <w:rFonts w:ascii="Times New Roman" w:hAnsi="Times New Roman" w:cs="Times New Roman"/>
           <w:color w:val="000000"/>
           <w:sz w:val="28"/>
           <w:szCs w:val="28"/>
           <w:highlight w:val="none"/>
-        </w:rPr>
-      </w:pPr>
-      <w:r>
-        <w:rPr>
-          <w:rFonts w:ascii="Times New Roman" w:hAnsi="Times New Roman" w:eastAsia="Times New Roman" w:cs="Times New Roman"/>
-          <w:color w:val="000000"/>
-          <w:sz w:val="28"/>
-          <w:szCs w:val="28"/>
-        </w:rPr>
-        <w:t xml:space="preserve">Апостериорная оценка в L2 (6 итераций): 9.4e-05</w:t>
-      </w:r>
-      <w:r>
-        <w:rPr>
-          <w:rFonts w:ascii="Times New Roman" w:hAnsi="Times New Roman" w:eastAsia="Times New Roman" w:cs="Times New Roman"/>
-          <w:color w:val="000000"/>
-          <w:sz w:val="28"/>
-          <w:szCs w:val="28"/>
-          <w:lang w:val="ru-RU"/>
-        </w:rPr>
-      </w:r>
-      <w:r>
-        <w:rPr>
-          <w:rFonts w:ascii="Times New Roman" w:hAnsi="Times New Roman" w:eastAsia="Times New Roman" w:cs="Times New Roman"/>
-          <w:sz w:val="28"/>
-          <w:szCs w:val="28"/>
         </w:rPr>
       </w:r>
     </w:p>
@@ -9086,29 +10237,19 @@
       </w:r>
       <w:r>
         <w:rPr>
+          <w:rFonts w:ascii="Times New Roman" w:hAnsi="Times New Roman" w:cs="Times New Roman"/>
+          <w:sz w:val="28"/>
+          <w:szCs w:val="28"/>
+        </w:rPr>
+      </w:r>
+      <w:r>
+        <w:rPr>
           <w:rFonts w:ascii="Times New Roman" w:hAnsi="Times New Roman" w:eastAsia="Times New Roman" w:cs="Times New Roman"/>
           <w:color w:val="000000"/>
           <w:sz w:val="28"/>
           <w:szCs w:val="28"/>
           <w:highlight w:val="none"/>
           <w:lang w:val="ru-RU"/>
-        </w:rPr>
-      </w:r>
-      <w:r>
-        <w:rPr>
-          <w:rFonts w:ascii="Times New Roman" w:hAnsi="Times New Roman" w:eastAsia="Times New Roman" w:cs="Times New Roman"/>
-          <w:color w:val="000000"/>
-          <w:sz w:val="28"/>
-          <w:szCs w:val="28"/>
-          <w:highlight w:val="none"/>
-          <w:lang w:val="ru-RU"/>
-        </w:rPr>
-      </w:r>
-      <w:r>
-        <w:rPr>
-          <w:rFonts w:ascii="Times New Roman" w:hAnsi="Times New Roman" w:cs="Times New Roman"/>
-          <w:sz w:val="28"/>
-          <w:szCs w:val="28"/>
         </w:rPr>
       </w:r>
     </w:p>
@@ -9226,6 +10367,13 @@
           <w:szCs w:val="28"/>
           <w:highlight w:val="none"/>
           <w:lang w:val="ru-RU"/>
+        </w:rPr>
+      </w:r>
+      <w:r>
+        <w:rPr>
+          <w:rFonts w:ascii="Times New Roman" w:hAnsi="Times New Roman" w:cs="Times New Roman"/>
+          <w:sz w:val="28"/>
+          <w:szCs w:val="28"/>
         </w:rPr>
       </w:r>
     </w:p>
@@ -9273,8 +10421,6 @@
           <w:b w:val="0"/>
           <w:bCs w:val="0"/>
           <w:highlight w:val="none"/>
-          <w:rtl w:val="0"/>
-          <w:lang w:val="ru-RU"/>
         </w:rPr>
       </w:r>
     </w:p>
@@ -42028,6 +43174,15 @@
       <w:szCs w:val="48"/>
     </w:rPr>
   </w:style>
+  <w:style w:type="character" w:styleId="1_15" w:customStyle="1">
+    <w:name w:val="katex-mathml"/>
+    <w:basedOn w:val="727"/>
+    <w:pPr>
+      <w:pBdr/>
+      <w:spacing/>
+      <w:ind/>
+    </w:pPr>
+  </w:style>
 </w:styles>
 </file>
 

--- a/ФАИУ_отчет.docx
+++ b/ФАИУ_отчет.docx
@@ -9971,66 +9971,16 @@
           <w:bottom w:val="none" w:color="000000" w:sz="4" w:space="0"/>
           <w:right w:val="none" w:color="000000" w:sz="4" w:space="0"/>
         </w:pBdr>
-        <w:spacing/>
+        <w:shd w:val="clear" w:color="ffffff" w:fill="ffffff"/>
+        <w:spacing w:line="285" w:lineRule="atLeast"/>
         <w:ind w:right="0" w:firstLine="709" w:left="0"/>
         <w:rPr>
           <w:rFonts w:ascii="Times New Roman" w:hAnsi="Times New Roman" w:cs="Times New Roman"/>
           <w:sz w:val="28"/>
           <w:szCs w:val="28"/>
-        </w:rPr>
-      </w:pPr>
-      <w:r>
-        <w:rPr>
-          <w:rFonts w:ascii="Times New Roman" w:hAnsi="Times New Roman" w:eastAsia="Times New Roman" w:cs="Times New Roman"/>
-          <w:color w:val="000000"/>
-          <w:sz w:val="28"/>
-          <w:szCs w:val="28"/>
-        </w:rPr>
-        <w:t xml:space="preserve">alphaC  = 0.5000</w:t>
-      </w:r>
-      <w:r>
-        <w:rPr>
-          <w:rFonts w:ascii="Times New Roman" w:hAnsi="Times New Roman" w:eastAsia="Times New Roman" w:cs="Times New Roman"/>
-          <w:sz w:val="28"/>
-          <w:szCs w:val="28"/>
-        </w:rPr>
-      </w:r>
-      <w:r>
-        <w:rPr>
-          <w:rFonts w:ascii="Times New Roman" w:hAnsi="Times New Roman" w:cs="Times New Roman"/>
-          <w:sz w:val="28"/>
-          <w:szCs w:val="28"/>
-        </w:rPr>
-      </w:r>
-    </w:p>
-    <w:p>
-      <w:pPr>
-        <w:pBdr>
-          <w:top w:val="none" w:color="000000" w:sz="4" w:space="0"/>
-          <w:left w:val="none" w:color="000000" w:sz="4" w:space="0"/>
-          <w:bottom w:val="none" w:color="000000" w:sz="4" w:space="0"/>
-          <w:right w:val="none" w:color="000000" w:sz="4" w:space="0"/>
-        </w:pBdr>
-        <w:shd w:val="clear" w:color="ffffff" w:fill="ffffff"/>
-        <w:spacing w:line="285" w:lineRule="atLeast"/>
-        <w:ind w:right="0" w:firstLine="709" w:left="0"/>
-        <w:rPr>
-          <w:rFonts w:ascii="Times New Roman" w:hAnsi="Times New Roman" w:cs="Times New Roman"/>
-          <w:color w:val="000000"/>
-          <w:sz w:val="28"/>
-          <w:szCs w:val="28"/>
           <w:highlight w:val="none"/>
         </w:rPr>
       </w:pPr>
-      <w:r>
-        <w:rPr>
-          <w:rFonts w:ascii="Times New Roman" w:hAnsi="Times New Roman" w:eastAsia="Times New Roman" w:cs="Times New Roman"/>
-          <w:color w:val="000000"/>
-          <w:sz w:val="28"/>
-          <w:szCs w:val="28"/>
-        </w:rPr>
-        <w:t xml:space="preserve">alphaL2 = 0.2789</w:t>
-      </w:r>
       <w:r>
         <w:rPr>
           <w:rFonts w:ascii="Times New Roman" w:hAnsi="Times New Roman" w:eastAsia="Times New Roman" w:cs="Times New Roman"/>
@@ -10042,136 +9992,11 @@
         </w:rPr>
       </w:r>
       <w:r>
-        <w:rPr>
-          <w:rFonts w:ascii="Times New Roman" w:hAnsi="Times New Roman" w:cs="Times New Roman"/>
-          <w:color w:val="000000"/>
-          <w:sz w:val="28"/>
-          <w:szCs w:val="28"/>
-          <w:highlight w:val="none"/>
-        </w:rPr>
-      </w:r>
-    </w:p>
-    <w:p>
-      <w:pPr>
-        <w:pBdr>
-          <w:top w:val="none" w:color="000000" w:sz="4" w:space="0"/>
-          <w:left w:val="none" w:color="000000" w:sz="4" w:space="0"/>
-          <w:bottom w:val="none" w:color="000000" w:sz="4" w:space="0"/>
-          <w:right w:val="none" w:color="000000" w:sz="4" w:space="0"/>
-        </w:pBdr>
-        <w:spacing/>
-        <w:ind w:right="0" w:firstLine="709" w:left="0"/>
-        <w:rPr>
-          <w:rFonts w:ascii="Times New Roman" w:hAnsi="Times New Roman" w:cs="Times New Roman"/>
-          <w:sz w:val="28"/>
-          <w:szCs w:val="28"/>
-        </w:rPr>
-      </w:pPr>
-      <w:r>
-        <w:rPr>
-          <w:rFonts w:ascii="Times New Roman" w:hAnsi="Times New Roman" w:eastAsia="Times New Roman" w:cs="Times New Roman"/>
-          <w:color w:val="000000"/>
-          <w:sz w:val="28"/>
-          <w:szCs w:val="28"/>
-        </w:rPr>
-        <w:t xml:space="preserve">Апостериорная оценка в C (11 итераций):  5.0e-08</w:t>
-      </w:r>
-      <w:r>
-        <w:rPr>
-          <w:rFonts w:ascii="Times New Roman" w:hAnsi="Times New Roman" w:eastAsia="Times New Roman" w:cs="Times New Roman"/>
-          <w:sz w:val="28"/>
-          <w:szCs w:val="28"/>
-        </w:rPr>
-      </w:r>
-      <w:r>
-        <w:rPr>
-          <w:rFonts w:ascii="Times New Roman" w:hAnsi="Times New Roman" w:cs="Times New Roman"/>
-          <w:sz w:val="28"/>
-          <w:szCs w:val="28"/>
-        </w:rPr>
-      </w:r>
-    </w:p>
-    <w:p>
-      <w:pPr>
-        <w:pBdr>
-          <w:top w:val="none" w:color="000000" w:sz="4" w:space="0"/>
-          <w:left w:val="none" w:color="000000" w:sz="4" w:space="0"/>
-          <w:bottom w:val="none" w:color="000000" w:sz="4" w:space="0"/>
-          <w:right w:val="none" w:color="000000" w:sz="4" w:space="0"/>
-        </w:pBdr>
-        <w:shd w:val="clear" w:color="ffffff" w:fill="ffffff"/>
-        <w:spacing w:line="285" w:lineRule="atLeast"/>
-        <w:ind w:right="0" w:firstLine="709" w:left="0"/>
-        <w:rPr>
-          <w:rFonts w:ascii="Times New Roman" w:hAnsi="Times New Roman" w:cs="Times New Roman"/>
-          <w:color w:val="000000"/>
-          <w:sz w:val="28"/>
-          <w:szCs w:val="28"/>
-          <w:highlight w:val="none"/>
-        </w:rPr>
-      </w:pPr>
-      <w:r>
-        <w:rPr>
-          <w:rFonts w:ascii="Times New Roman" w:hAnsi="Times New Roman" w:eastAsia="Times New Roman" w:cs="Times New Roman"/>
-          <w:color w:val="000000"/>
-          <w:sz w:val="28"/>
-          <w:szCs w:val="28"/>
-        </w:rPr>
-        <w:t xml:space="preserve">Апостериорная оценка в L2 (6 итераций): 9.4e-05</w:t>
-      </w:r>
-      <w:r>
-        <w:rPr>
-          <w:rFonts w:ascii="Times New Roman" w:hAnsi="Times New Roman" w:eastAsia="Times New Roman" w:cs="Times New Roman"/>
-          <w:sz w:val="28"/>
-          <w:szCs w:val="28"/>
-        </w:rPr>
-      </w:r>
-      <w:r>
-        <w:rPr>
-          <w:rFonts w:ascii="Times New Roman" w:hAnsi="Times New Roman" w:cs="Times New Roman"/>
-          <w:color w:val="000000"/>
-          <w:sz w:val="28"/>
-          <w:szCs w:val="28"/>
-          <w:highlight w:val="none"/>
-        </w:rPr>
-      </w:r>
-    </w:p>
-    <w:p>
-      <w:pPr>
-        <w:pBdr>
-          <w:top w:val="none" w:color="000000" w:sz="4" w:space="0"/>
-          <w:left w:val="none" w:color="000000" w:sz="4" w:space="0"/>
-          <w:bottom w:val="none" w:color="000000" w:sz="4" w:space="0"/>
-          <w:right w:val="none" w:color="000000" w:sz="4" w:space="0"/>
-        </w:pBdr>
-        <w:shd w:val="clear" w:color="ffffff" w:fill="ffffff"/>
-        <w:spacing w:line="285" w:lineRule="atLeast"/>
-        <w:ind w:right="0" w:firstLine="709" w:left="0"/>
-        <w:rPr>
-          <w:rFonts w:ascii="Times New Roman" w:hAnsi="Times New Roman" w:eastAsia="Times New Roman" w:cs="Times New Roman"/>
-          <w:color w:val="000000"/>
-          <w:sz w:val="28"/>
-          <w:szCs w:val="28"/>
-          <w:highlight w:val="none"/>
-          <w:lang w:val="ru-RU"/>
-        </w:rPr>
-      </w:pPr>
-      <w:r>
-        <w:rPr>
-          <w:rFonts w:ascii="Times New Roman" w:hAnsi="Times New Roman" w:eastAsia="Times New Roman" w:cs="Times New Roman"/>
-          <w:color w:val="000000"/>
-          <w:sz w:val="28"/>
-          <w:szCs w:val="28"/>
-          <w:highlight w:val="none"/>
-          <w:lang w:val="ru-RU"/>
-        </w:rPr>
-      </w:r>
-      <w:r>
         <mc:AlternateContent>
           <mc:Choice Requires="wpg">
             <w:drawing>
               <wp:inline xmlns:wp="http://schemas.openxmlformats.org/drawingml/2006/wordprocessingDrawing" distT="0" distB="0" distL="0" distR="0">
-                <wp:extent cx="5058353" cy="3264611"/>
+                <wp:extent cx="3480775" cy="2545641"/>
                 <wp:effectExtent l="0" t="0" r="0" b="0"/>
                 <wp:docPr id="2" name=""/>
                 <wp:cNvGraphicFramePr>
@@ -10181,7 +10006,7 @@
                   <a:graphicData uri="http://schemas.openxmlformats.org/drawingml/2006/picture">
                     <pic:pic xmlns:pic="http://schemas.openxmlformats.org/drawingml/2006/picture">
                       <pic:nvPicPr>
-                        <pic:cNvPr id="1275329244" name=""/>
+                        <pic:cNvPr id="1097874010" name=""/>
                         <pic:cNvPicPr>
                           <a:picLocks noChangeAspect="1"/>
                         </pic:cNvPicPr>
@@ -10194,7 +10019,7 @@
                       <pic:spPr bwMode="auto">
                         <a:xfrm flipH="0" flipV="0">
                           <a:off x="0" y="0"/>
-                          <a:ext cx="5058353" cy="3264611"/>
+                          <a:ext cx="3480774" cy="2545641"/>
                         </a:xfrm>
                         <a:prstGeom prst="rect">
                           <a:avLst/>
@@ -10227,7 +10052,7 @@
                 <v:path o:extrusionok="f" gradientshapeok="t" o:connecttype="rect"/>
                 <o:lock v:ext="edit" aspectratio="t"/>
               </v:shapetype>
-              <v:shape id="_x0000_i1" o:spid="_x0000_s1" type="#_x0000_t75" style="width:398.30pt;height:257.06pt;mso-wrap-distance-left:0.00pt;mso-wrap-distance-top:0.00pt;mso-wrap-distance-right:0.00pt;mso-wrap-distance-bottom:0.00pt;z-index:1;" stroked="false">
+              <v:shape id="_x0000_i1" o:spid="_x0000_s1" type="#_x0000_t75" style="width:274.08pt;height:200.44pt;mso-wrap-distance-left:0.00pt;mso-wrap-distance-top:0.00pt;mso-wrap-distance-right:0.00pt;mso-wrap-distance-bottom:0.00pt;z-index:1;" stroked="false">
                 <v:imagedata r:id="rId12" o:title=""/>
                 <o:lock v:ext="edit" rotation="t"/>
               </v:shape>
@@ -10237,19 +10062,490 @@
       </w:r>
       <w:r>
         <w:rPr>
-          <w:rFonts w:ascii="Times New Roman" w:hAnsi="Times New Roman" w:cs="Times New Roman"/>
-          <w:sz w:val="28"/>
-          <w:szCs w:val="28"/>
-        </w:rPr>
-      </w:r>
-      <w:r>
-        <w:rPr>
           <w:rFonts w:ascii="Times New Roman" w:hAnsi="Times New Roman" w:eastAsia="Times New Roman" w:cs="Times New Roman"/>
           <w:color w:val="000000"/>
           <w:sz w:val="28"/>
           <w:szCs w:val="28"/>
           <w:highlight w:val="none"/>
           <w:lang w:val="ru-RU"/>
+        </w:rPr>
+      </w:r>
+      <w:r/>
+      <w:r>
+        <w:rPr>
+          <w:rFonts w:ascii="Times New Roman" w:hAnsi="Times New Roman" w:cs="Times New Roman"/>
+          <w:sz w:val="28"/>
+          <w:szCs w:val="28"/>
+        </w:rPr>
+      </w:r>
+      <w:r>
+        <w:rPr>
+          <w:rFonts w:ascii="Times New Roman" w:hAnsi="Times New Roman" w:eastAsia="Times New Roman" w:cs="Times New Roman"/>
+          <w:color w:val="000000"/>
+          <w:sz w:val="28"/>
+          <w:szCs w:val="28"/>
+          <w:highlight w:val="none"/>
+          <w:lang w:val="ru-RU"/>
+        </w:rPr>
+      </w:r>
+    </w:p>
+    <w:p>
+      <w:pPr>
+        <w:pBdr>
+          <w:top w:val="none" w:color="000000" w:sz="4" w:space="0"/>
+          <w:left w:val="none" w:color="000000" w:sz="4" w:space="0"/>
+          <w:bottom w:val="none" w:color="000000" w:sz="4" w:space="0"/>
+          <w:right w:val="none" w:color="000000" w:sz="4" w:space="0"/>
+        </w:pBdr>
+        <w:shd w:val="clear" w:color="ffffff" w:fill="ffffff"/>
+        <w:spacing w:line="285" w:lineRule="atLeast"/>
+        <w:ind w:right="0" w:firstLine="709" w:left="0"/>
+        <w:rPr>
+          <w:rFonts w:ascii="Times New Roman" w:hAnsi="Times New Roman" w:cs="Times New Roman"/>
+          <w:sz w:val="28"/>
+          <w:szCs w:val="28"/>
+          <w:highlight w:val="none"/>
+          <w:lang w:val="ru-RU" w:bidi="ru-RU"/>
+        </w:rPr>
+      </w:pPr>
+      <w:r>
+        <w:rPr>
+          <w:rFonts w:ascii="Times New Roman" w:hAnsi="Times New Roman" w:cs="Times New Roman"/>
+          <w:sz w:val="28"/>
+          <w:szCs w:val="28"/>
+          <w:highlight w:val="none"/>
+          <w:lang w:val="ru-RU" w:bidi="ru-RU"/>
+        </w:rPr>
+      </w:r>
+      <w:r>
+        <mc:AlternateContent>
+          <mc:Choice Requires="wpg">
+            <w:drawing>
+              <wp:inline xmlns:wp="http://schemas.openxmlformats.org/drawingml/2006/wordprocessingDrawing" distT="0" distB="0" distL="0" distR="0">
+                <wp:extent cx="3561152" cy="2604425"/>
+                <wp:effectExtent l="0" t="0" r="0" b="0"/>
+                <wp:docPr id="3" name=""/>
+                <wp:cNvGraphicFramePr>
+                  <a:graphicFrameLocks xmlns:a="http://schemas.openxmlformats.org/drawingml/2006/main" noChangeAspect="1"/>
+                </wp:cNvGraphicFramePr>
+                <a:graphic xmlns:a="http://schemas.openxmlformats.org/drawingml/2006/main">
+                  <a:graphicData uri="http://schemas.openxmlformats.org/drawingml/2006/picture">
+                    <pic:pic xmlns:pic="http://schemas.openxmlformats.org/drawingml/2006/picture">
+                      <pic:nvPicPr>
+                        <pic:cNvPr id="38285172" name=""/>
+                        <pic:cNvPicPr>
+                          <a:picLocks noChangeAspect="1"/>
+                        </pic:cNvPicPr>
+                        <pic:nvPr/>
+                      </pic:nvPicPr>
+                      <pic:blipFill rotWithShape="1">
+                        <a:blip r:embed="rId13"/>
+                        <a:stretch/>
+                      </pic:blipFill>
+                      <pic:spPr bwMode="auto">
+                        <a:xfrm flipH="0" flipV="0">
+                          <a:off x="0" y="0"/>
+                          <a:ext cx="3561152" cy="2604425"/>
+                        </a:xfrm>
+                        <a:prstGeom prst="rect">
+                          <a:avLst/>
+                        </a:prstGeom>
+                      </pic:spPr>
+                    </pic:pic>
+                  </a:graphicData>
+                </a:graphic>
+              </wp:inline>
+            </w:drawing>
+          </mc:Choice>
+          <mc:Fallback>
+            <w:pict>
+              <v:shapetype id="_x0000_t75" coordsize="21600,21600" o:spt="75" o:preferrelative="t" path="m@4@5l@4@11@9@11@9@5xe" filled="f" stroked="f">
+                <v:stroke joinstyle="miter"/>
+                <v:formulas>
+                  <v:f eqn="if lineDrawn pixelLineWidth 0"/>
+                  <v:f eqn="sum @0 1 0"/>
+                  <v:f eqn="sum 0 0 @1"/>
+                  <v:f eqn="prod @2 1 2"/>
+                  <v:f eqn="prod @3 21600 pixelWidth"/>
+                  <v:f eqn="prod @3 21600 pixelHeight"/>
+                  <v:f eqn="sum @0 0 1"/>
+                  <v:f eqn="prod @6 1 2"/>
+                  <v:f eqn="prod @7 21600 pixelWidth"/>
+                  <v:f eqn="sum @8 21600 0"/>
+                  <v:f eqn="prod @7 21600 pixelHeight"/>
+                  <v:f eqn="sum @10 21600 0"/>
+                </v:formulas>
+                <v:path o:extrusionok="f" gradientshapeok="t" o:connecttype="rect"/>
+                <o:lock v:ext="edit" aspectratio="t"/>
+              </v:shapetype>
+              <v:shape id="_x0000_i2" o:spid="_x0000_s2" type="#_x0000_t75" style="width:280.41pt;height:205.07pt;mso-wrap-distance-left:0.00pt;mso-wrap-distance-top:0.00pt;mso-wrap-distance-right:0.00pt;mso-wrap-distance-bottom:0.00pt;z-index:1;" stroked="false">
+                <v:imagedata r:id="rId13" o:title=""/>
+                <o:lock v:ext="edit" rotation="t"/>
+              </v:shape>
+            </w:pict>
+          </mc:Fallback>
+        </mc:AlternateContent>
+      </w:r>
+      <w:r>
+        <w:rPr>
+          <w:rFonts w:ascii="Times New Roman" w:hAnsi="Times New Roman" w:cs="Times New Roman"/>
+          <w:sz w:val="28"/>
+          <w:szCs w:val="28"/>
+          <w:highlight w:val="none"/>
+          <w:lang w:val="ru-RU" w:bidi="ru-RU"/>
+        </w:rPr>
+      </w:r>
+      <w:r>
+        <w:rPr>
+          <w:rFonts w:ascii="Times New Roman" w:hAnsi="Times New Roman" w:cs="Times New Roman"/>
+          <w:sz w:val="28"/>
+          <w:szCs w:val="28"/>
+          <w:highlight w:val="none"/>
+          <w:lang w:val="ru-RU" w:bidi="ru-RU"/>
+        </w:rPr>
+      </w:r>
+      <w:r>
+        <w:rPr>
+          <w:rFonts w:ascii="Times New Roman" w:hAnsi="Times New Roman" w:cs="Times New Roman"/>
+          <w:sz w:val="28"/>
+          <w:szCs w:val="28"/>
+          <w:highlight w:val="none"/>
+          <w:lang w:val="ru-RU" w:bidi="ru-RU"/>
+        </w:rPr>
+      </w:r>
+    </w:p>
+    <w:p>
+      <w:pPr>
+        <w:pBdr>
+          <w:top w:val="none" w:color="000000" w:sz="4" w:space="0"/>
+          <w:left w:val="none" w:color="000000" w:sz="4" w:space="0"/>
+          <w:bottom w:val="none" w:color="000000" w:sz="4" w:space="0"/>
+          <w:right w:val="none" w:color="000000" w:sz="4" w:space="0"/>
+        </w:pBdr>
+        <w:shd w:val="clear" w:color="ffffff" w:fill="ffffff"/>
+        <w:spacing w:line="285" w:lineRule="atLeast"/>
+        <w:ind w:right="0" w:firstLine="709" w:left="0"/>
+        <w:rPr>
+          <w:rFonts w:ascii="Times New Roman" w:hAnsi="Times New Roman" w:cs="Times New Roman"/>
+          <w:sz w:val="28"/>
+          <w:szCs w:val="28"/>
+          <w:highlight w:val="none"/>
+          <w:lang w:val="ru-RU" w:bidi="ru-RU"/>
+        </w:rPr>
+      </w:pPr>
+      <w:r>
+        <w:rPr>
+          <w:rFonts w:ascii="Times New Roman" w:hAnsi="Times New Roman" w:cs="Times New Roman"/>
+          <w:sz w:val="28"/>
+          <w:szCs w:val="28"/>
+          <w:highlight w:val="none"/>
+          <w:lang w:val="ru-RU" w:bidi="ru-RU"/>
+        </w:rPr>
+      </w:r>
+      <w:r>
+        <mc:AlternateContent>
+          <mc:Choice Requires="wpg">
+            <w:drawing>
+              <wp:inline xmlns:wp="http://schemas.openxmlformats.org/drawingml/2006/wordprocessingDrawing" distT="0" distB="0" distL="0" distR="0">
+                <wp:extent cx="3567832" cy="2609310"/>
+                <wp:effectExtent l="0" t="0" r="0" b="0"/>
+                <wp:docPr id="4" name=""/>
+                <wp:cNvGraphicFramePr>
+                  <a:graphicFrameLocks xmlns:a="http://schemas.openxmlformats.org/drawingml/2006/main" noChangeAspect="1"/>
+                </wp:cNvGraphicFramePr>
+                <a:graphic xmlns:a="http://schemas.openxmlformats.org/drawingml/2006/main">
+                  <a:graphicData uri="http://schemas.openxmlformats.org/drawingml/2006/picture">
+                    <pic:pic xmlns:pic="http://schemas.openxmlformats.org/drawingml/2006/picture">
+                      <pic:nvPicPr>
+                        <pic:cNvPr id="2146734628" name=""/>
+                        <pic:cNvPicPr>
+                          <a:picLocks noChangeAspect="1"/>
+                        </pic:cNvPicPr>
+                        <pic:nvPr/>
+                      </pic:nvPicPr>
+                      <pic:blipFill rotWithShape="1">
+                        <a:blip r:embed="rId14"/>
+                        <a:stretch/>
+                      </pic:blipFill>
+                      <pic:spPr bwMode="auto">
+                        <a:xfrm flipH="0" flipV="0">
+                          <a:off x="0" y="0"/>
+                          <a:ext cx="3567831" cy="2609309"/>
+                        </a:xfrm>
+                        <a:prstGeom prst="rect">
+                          <a:avLst/>
+                        </a:prstGeom>
+                      </pic:spPr>
+                    </pic:pic>
+                  </a:graphicData>
+                </a:graphic>
+              </wp:inline>
+            </w:drawing>
+          </mc:Choice>
+          <mc:Fallback>
+            <w:pict>
+              <v:shapetype id="_x0000_t75" coordsize="21600,21600" o:spt="75" o:preferrelative="t" path="m@4@5l@4@11@9@11@9@5xe" filled="f" stroked="f">
+                <v:stroke joinstyle="miter"/>
+                <v:formulas>
+                  <v:f eqn="if lineDrawn pixelLineWidth 0"/>
+                  <v:f eqn="sum @0 1 0"/>
+                  <v:f eqn="sum 0 0 @1"/>
+                  <v:f eqn="prod @2 1 2"/>
+                  <v:f eqn="prod @3 21600 pixelWidth"/>
+                  <v:f eqn="prod @3 21600 pixelHeight"/>
+                  <v:f eqn="sum @0 0 1"/>
+                  <v:f eqn="prod @6 1 2"/>
+                  <v:f eqn="prod @7 21600 pixelWidth"/>
+                  <v:f eqn="sum @8 21600 0"/>
+                  <v:f eqn="prod @7 21600 pixelHeight"/>
+                  <v:f eqn="sum @10 21600 0"/>
+                </v:formulas>
+                <v:path o:extrusionok="f" gradientshapeok="t" o:connecttype="rect"/>
+                <o:lock v:ext="edit" aspectratio="t"/>
+              </v:shapetype>
+              <v:shape id="_x0000_i3" o:spid="_x0000_s3" type="#_x0000_t75" style="width:280.93pt;height:205.46pt;mso-wrap-distance-left:0.00pt;mso-wrap-distance-top:0.00pt;mso-wrap-distance-right:0.00pt;mso-wrap-distance-bottom:0.00pt;z-index:1;" stroked="false">
+                <v:imagedata r:id="rId14" o:title=""/>
+                <o:lock v:ext="edit" rotation="t"/>
+              </v:shape>
+            </w:pict>
+          </mc:Fallback>
+        </mc:AlternateContent>
+      </w:r>
+      <w:r>
+        <w:rPr>
+          <w:rFonts w:ascii="Times New Roman" w:hAnsi="Times New Roman" w:cs="Times New Roman"/>
+          <w:sz w:val="28"/>
+          <w:szCs w:val="28"/>
+          <w:highlight w:val="none"/>
+          <w:lang w:val="ru-RU" w:bidi="ru-RU"/>
+        </w:rPr>
+      </w:r>
+      <w:r>
+        <w:rPr>
+          <w:rFonts w:ascii="Times New Roman" w:hAnsi="Times New Roman" w:cs="Times New Roman"/>
+          <w:sz w:val="28"/>
+          <w:szCs w:val="28"/>
+          <w:highlight w:val="none"/>
+          <w:lang w:val="ru-RU" w:bidi="ru-RU"/>
+        </w:rPr>
+      </w:r>
+      <w:r>
+        <w:rPr>
+          <w:rFonts w:ascii="Times New Roman" w:hAnsi="Times New Roman" w:cs="Times New Roman"/>
+          <w:sz w:val="28"/>
+          <w:szCs w:val="28"/>
+          <w:highlight w:val="none"/>
+          <w:lang w:val="ru-RU" w:bidi="ru-RU"/>
+        </w:rPr>
+      </w:r>
+    </w:p>
+    <w:p>
+      <w:pPr>
+        <w:pBdr>
+          <w:top w:val="none" w:color="000000" w:sz="4" w:space="0"/>
+          <w:left w:val="none" w:color="000000" w:sz="4" w:space="0"/>
+          <w:bottom w:val="none" w:color="000000" w:sz="4" w:space="0"/>
+          <w:right w:val="none" w:color="000000" w:sz="4" w:space="0"/>
+        </w:pBdr>
+        <w:spacing/>
+        <w:ind w:right="0" w:firstLine="709" w:left="0"/>
+        <w:rPr>
+          <w:rFonts w:ascii="Times New Roman" w:hAnsi="Times New Roman" w:cs="Times New Roman"/>
+          <w:sz w:val="28"/>
+          <w:szCs w:val="28"/>
+        </w:rPr>
+      </w:pPr>
+      <w:r>
+        <w:rPr>
+          <w:rFonts w:ascii="Times New Roman" w:hAnsi="Times New Roman" w:eastAsia="Times New Roman" w:cs="Times New Roman"/>
+          <w:color w:val="000000"/>
+          <w:sz w:val="28"/>
+          <w:szCs w:val="28"/>
+        </w:rPr>
+        <w:t xml:space="preserve">alphaC  = 0.5000</w:t>
+      </w:r>
+      <w:r>
+        <w:rPr>
+          <w:rFonts w:ascii="Times New Roman" w:hAnsi="Times New Roman" w:cs="Times New Roman"/>
+          <w:sz w:val="28"/>
+          <w:szCs w:val="28"/>
+        </w:rPr>
+      </w:r>
+      <w:r>
+        <w:rPr>
+          <w:rFonts w:ascii="Times New Roman" w:hAnsi="Times New Roman" w:cs="Times New Roman"/>
+          <w:sz w:val="28"/>
+          <w:szCs w:val="28"/>
+        </w:rPr>
+      </w:r>
+    </w:p>
+    <w:p>
+      <w:pPr>
+        <w:pBdr>
+          <w:top w:val="none" w:color="000000" w:sz="4" w:space="0"/>
+          <w:left w:val="none" w:color="000000" w:sz="4" w:space="0"/>
+          <w:bottom w:val="none" w:color="000000" w:sz="4" w:space="0"/>
+          <w:right w:val="none" w:color="000000" w:sz="4" w:space="0"/>
+        </w:pBdr>
+        <w:shd w:val="clear" w:color="ffffff" w:fill="ffffff"/>
+        <w:spacing w:line="285" w:lineRule="atLeast"/>
+        <w:ind w:right="0" w:firstLine="709" w:left="0"/>
+        <w:rPr>
+          <w:rFonts w:ascii="Times New Roman" w:hAnsi="Times New Roman" w:cs="Times New Roman"/>
+          <w:color w:val="000000"/>
+          <w:sz w:val="28"/>
+          <w:szCs w:val="28"/>
+          <w:highlight w:val="none"/>
+        </w:rPr>
+      </w:pPr>
+      <w:r>
+        <w:rPr>
+          <w:rFonts w:ascii="Times New Roman" w:hAnsi="Times New Roman" w:eastAsia="Times New Roman" w:cs="Times New Roman"/>
+          <w:color w:val="000000"/>
+          <w:sz w:val="28"/>
+          <w:szCs w:val="28"/>
+        </w:rPr>
+        <w:t xml:space="preserve">alphaL2 = 0.2789</w:t>
+      </w:r>
+      <w:r>
+        <w:rPr>
+          <w:rFonts w:ascii="Times New Roman" w:hAnsi="Times New Roman" w:cs="Times New Roman"/>
+          <w:color w:val="000000"/>
+          <w:sz w:val="28"/>
+          <w:szCs w:val="28"/>
+          <w:highlight w:val="none"/>
+        </w:rPr>
+      </w:r>
+      <w:r>
+        <w:rPr>
+          <w:rFonts w:ascii="Times New Roman" w:hAnsi="Times New Roman" w:cs="Times New Roman"/>
+          <w:color w:val="000000"/>
+          <w:sz w:val="28"/>
+          <w:szCs w:val="28"/>
+          <w:highlight w:val="none"/>
+        </w:rPr>
+      </w:r>
+    </w:p>
+    <w:p>
+      <w:pPr>
+        <w:pBdr>
+          <w:top w:val="none" w:color="000000" w:sz="4" w:space="0"/>
+          <w:left w:val="none" w:color="000000" w:sz="4" w:space="0"/>
+          <w:bottom w:val="none" w:color="000000" w:sz="4" w:space="0"/>
+          <w:right w:val="none" w:color="000000" w:sz="4" w:space="0"/>
+        </w:pBdr>
+        <w:spacing/>
+        <w:ind w:right="0" w:firstLine="709" w:left="0"/>
+        <w:rPr>
+          <w:rFonts w:ascii="Times New Roman" w:hAnsi="Times New Roman" w:cs="Times New Roman"/>
+          <w:sz w:val="28"/>
+          <w:szCs w:val="28"/>
+        </w:rPr>
+      </w:pPr>
+      <w:r>
+        <w:rPr>
+          <w:rFonts w:ascii="Times New Roman" w:hAnsi="Times New Roman" w:eastAsia="Times New Roman" w:cs="Times New Roman"/>
+          <w:color w:val="000000"/>
+          <w:sz w:val="28"/>
+          <w:szCs w:val="28"/>
+        </w:rPr>
+        <w:t xml:space="preserve">Апостериорная оценка в C (11 итераций):  5.0e-08</w:t>
+      </w:r>
+      <w:r>
+        <w:rPr>
+          <w:rFonts w:ascii="Times New Roman" w:hAnsi="Times New Roman" w:cs="Times New Roman"/>
+          <w:sz w:val="28"/>
+          <w:szCs w:val="28"/>
+        </w:rPr>
+      </w:r>
+      <w:r>
+        <w:rPr>
+          <w:rFonts w:ascii="Times New Roman" w:hAnsi="Times New Roman" w:cs="Times New Roman"/>
+          <w:sz w:val="28"/>
+          <w:szCs w:val="28"/>
+        </w:rPr>
+      </w:r>
+    </w:p>
+    <w:p>
+      <w:pPr>
+        <w:pBdr>
+          <w:top w:val="none" w:color="000000" w:sz="4" w:space="0"/>
+          <w:left w:val="none" w:color="000000" w:sz="4" w:space="0"/>
+          <w:bottom w:val="none" w:color="000000" w:sz="4" w:space="0"/>
+          <w:right w:val="none" w:color="000000" w:sz="4" w:space="0"/>
+        </w:pBdr>
+        <w:shd w:val="clear" w:color="ffffff" w:fill="ffffff"/>
+        <w:spacing w:line="285" w:lineRule="atLeast"/>
+        <w:ind w:right="0" w:firstLine="709" w:left="0"/>
+        <w:rPr>
+          <w:rFonts w:ascii="Times New Roman" w:hAnsi="Times New Roman" w:cs="Times New Roman"/>
+          <w:color w:val="000000"/>
+          <w:sz w:val="28"/>
+          <w:szCs w:val="28"/>
+          <w:highlight w:val="none"/>
+        </w:rPr>
+      </w:pPr>
+      <w:r>
+        <w:rPr>
+          <w:rFonts w:ascii="Times New Roman" w:hAnsi="Times New Roman" w:eastAsia="Times New Roman" w:cs="Times New Roman"/>
+          <w:color w:val="000000"/>
+          <w:sz w:val="28"/>
+          <w:szCs w:val="28"/>
+        </w:rPr>
+        <w:t xml:space="preserve">Апостериорная оценка в L2 (6 итераций): 9.4e-05</w:t>
+      </w:r>
+      <w:r>
+        <w:rPr>
+          <w:rFonts w:ascii="Times New Roman" w:hAnsi="Times New Roman" w:cs="Times New Roman"/>
+          <w:color w:val="000000"/>
+          <w:sz w:val="28"/>
+          <w:szCs w:val="28"/>
+          <w:highlight w:val="none"/>
+        </w:rPr>
+      </w:r>
+      <w:r>
+        <w:rPr>
+          <w:rFonts w:ascii="Times New Roman" w:hAnsi="Times New Roman" w:cs="Times New Roman"/>
+          <w:color w:val="000000"/>
+          <w:sz w:val="28"/>
+          <w:szCs w:val="28"/>
+          <w:highlight w:val="none"/>
+        </w:rPr>
+      </w:r>
+      <w:r>
+        <w:rPr>
+          <w:rFonts w:ascii="Times New Roman" w:hAnsi="Times New Roman" w:cs="Times New Roman"/>
+          <w:sz w:val="28"/>
+          <w:szCs w:val="28"/>
+          <w:highlight w:val="none"/>
+          <w:lang w:val="ru-RU" w:bidi="ru-RU"/>
+        </w:rPr>
+      </w:r>
+      <w:r>
+        <w:rPr>
+          <w:rFonts w:ascii="Times New Roman" w:hAnsi="Times New Roman" w:cs="Times New Roman"/>
+          <w:sz w:val="28"/>
+          <w:szCs w:val="28"/>
+          <w:highlight w:val="none"/>
+          <w:lang w:val="ru-RU" w:bidi="ru-RU"/>
+        </w:rPr>
+      </w:r>
+      <w:r>
+        <w:rPr>
+          <w:rFonts w:ascii="Times New Roman" w:hAnsi="Times New Roman" w:cs="Times New Roman"/>
+          <w:sz w:val="28"/>
+          <w:szCs w:val="28"/>
+          <w:highlight w:val="none"/>
+          <w:lang w:val="ru-RU" w:bidi="ru-RU"/>
+        </w:rPr>
+      </w:r>
+      <w:r>
+        <w:rPr>
+          <w:rFonts w:ascii="Times New Roman" w:hAnsi="Times New Roman" w:cs="Times New Roman"/>
+          <w:color w:val="000000"/>
+          <w:sz w:val="28"/>
+          <w:szCs w:val="28"/>
+          <w:highlight w:val="none"/>
         </w:rPr>
       </w:r>
     </w:p>
